--- a/docs/MesCloud_Documentacion_Sprints_D.O_A.S__V2.docx
+++ b/docs/MesCloud_Documentacion_Sprints_D.O_A.S__V2.docx
@@ -1,74 +1,597 @@
 
 <file path=word/document.xml><?xml version="1.0" encoding="utf-8"?>
-<w:document xmlns:wpc="http://schemas.microsoft.com/office/word/2010/wordprocessingCanvas" xmlns:cx="http://schemas.microsoft.com/office/drawing/2014/chartex" xmlns:cx1="http://schemas.microsoft.com/office/drawing/2015/9/8/chartex" xmlns:cx2="http://schemas.microsoft.com/office/drawing/2015/10/21/chartex" xmlns:cx3="http://schemas.microsoft.com/office/drawing/2016/5/9/chartex" xmlns:cx4="http://schemas.microsoft.com/office/drawing/2016/5/10/chartex" xmlns:cx5="http://schemas.microsoft.com/office/drawing/2016/5/11/chartex" xmlns:cx6="http://schemas.microsoft.com/office/drawing/2016/5/12/chartex" xmlns:cx7="http://schemas.microsoft.com/office/drawing/2016/5/13/chartex" xmlns:cx8="http://schemas.microsoft.com/office/drawing/2016/5/14/chartex" xmlns:mc="http://schemas.openxmlformats.org/markup-compatibility/2006" xmlns:aink="http://schemas.microsoft.com/office/drawing/2016/ink" xmlns:am3d="http://schemas.microsoft.com/office/drawing/2017/model3d" xmlns:o="urn:schemas-microsoft-com:office:office" xmlns:oel="http://schemas.microsoft.com/office/2019/extlst" xmlns:r="http://schemas.openxmlformats.org/officeDocument/2006/relationships" xmlns:m="http://schemas.openxmlformats.org/officeDocument/2006/math" xmlns:v="urn:schemas-microsoft-com:vml" xmlns:wp14="http://schemas.microsoft.com/office/word/2010/wordprocessingDrawing" xmlns:wp="http://schemas.openxmlformats.org/drawingml/2006/wordprocessingDrawing" xmlns:w10="urn:schemas-microsoft-com:office:word" xmlns:w="http://schemas.openxmlformats.org/wordprocessingml/2006/main" xmlns:w14="http://schemas.microsoft.com/office/word/2010/wordml" xmlns:w15="http://schemas.microsoft.com/office/word/2012/wordml" xmlns:w16cex="http://schemas.microsoft.com/office/word/2018/wordml/cex" xmlns:w16cid="http://schemas.microsoft.com/office/word/2016/wordml/cid" xmlns:w16="http://schemas.microsoft.com/office/word/2018/wordml" xmlns:w16sdtdh="http://schemas.microsoft.com/office/word/2020/wordml/sdtdatahash" xmlns:w16se="http://schemas.microsoft.com/office/word/2015/wordml/symex" xmlns:wpg="http://schemas.microsoft.com/office/word/2010/wordprocessingGroup" xmlns:wpi="http://schemas.microsoft.com/office/word/2010/wordprocessingInk" xmlns:wne="http://schemas.microsoft.com/office/word/2006/wordml" xmlns:wps="http://schemas.microsoft.com/office/word/2010/wordprocessingShape" mc:Ignorable="w14 w15 w16se w16cid w16 w16cex w16sdtdh wp14">
+<w:document xmlns:wpc="http://schemas.microsoft.com/office/word/2010/wordprocessingCanvas" xmlns:cx="http://schemas.microsoft.com/office/drawing/2014/chartex" xmlns:cx1="http://schemas.microsoft.com/office/drawing/2015/9/8/chartex" xmlns:cx2="http://schemas.microsoft.com/office/drawing/2015/10/21/chartex" xmlns:cx3="http://schemas.microsoft.com/office/drawing/2016/5/9/chartex" xmlns:cx4="http://schemas.microsoft.com/office/drawing/2016/5/10/chartex" xmlns:cx5="http://schemas.microsoft.com/office/drawing/2016/5/11/chartex" xmlns:cx6="http://schemas.microsoft.com/office/drawing/2016/5/12/chartex" xmlns:cx7="http://schemas.microsoft.com/office/drawing/2016/5/13/chartex" xmlns:cx8="http://schemas.microsoft.com/office/drawing/2016/5/14/chartex" xmlns:mc="http://schemas.openxmlformats.org/markup-compatibility/2006" xmlns:aink="http://schemas.microsoft.com/office/drawing/2016/ink" xmlns:am3d="http://schemas.microsoft.com/office/drawing/2017/model3d" xmlns:o="urn:schemas-microsoft-com:office:office" xmlns:oel="http://schemas.microsoft.com/office/2019/extlst" xmlns:r="http://schemas.openxmlformats.org/officeDocument/2006/relationships" xmlns:m="http://schemas.openxmlformats.org/officeDocument/2006/math" xmlns:v="urn:schemas-microsoft-com:vml" xmlns:wp14="http://schemas.microsoft.com/office/word/2010/wordprocessingDrawing" xmlns:wp="http://schemas.openxmlformats.org/drawingml/2006/wordprocessingDrawing" xmlns:w10="urn:schemas-microsoft-com:office:word" xmlns:w="http://schemas.openxmlformats.org/wordprocessingml/2006/main" xmlns:w14="http://schemas.microsoft.com/office/word/2010/wordml" xmlns:w15="http://schemas.microsoft.com/office/word/2012/wordml" xmlns:w16cex="http://schemas.microsoft.com/office/word/2018/wordml/cex" xmlns:w16cid="http://schemas.microsoft.com/office/word/2016/wordml/cid" xmlns:w16="http://schemas.microsoft.com/office/word/2018/wordml" xmlns:w16du="http://schemas.microsoft.com/office/word/2023/wordml/word16du" xmlns:w16sdtdh="http://schemas.microsoft.com/office/word/2020/wordml/sdtdatahash" xmlns:w16sdtfl="http://schemas.microsoft.com/office/word/2024/wordml/sdtformatlock" xmlns:w16se="http://schemas.microsoft.com/office/word/2015/wordml/symex" xmlns:wpg="http://schemas.microsoft.com/office/word/2010/wordprocessingGroup" xmlns:wpi="http://schemas.microsoft.com/office/word/2010/wordprocessingInk" xmlns:wne="http://schemas.microsoft.com/office/word/2006/wordml" xmlns:wps="http://schemas.microsoft.com/office/word/2010/wordprocessingShape" mc:Ignorable="w14 w15 w16se w16cid w16 w16cex w16sdtdh w16sdtfl w16du wp14">
   <w:body>
-    <w:p>
-      <w:r>
-        <w:t xml:space="preserve"> </w:t>
-      </w:r>
-      <w:proofErr w:type="spellStart"/>
-      <w:r>
-        <w:t>bn</w:t>
-      </w:r>
-      <w:proofErr w:type="spellEnd"/>
-    </w:p>
-    <w:p/>
-    <w:p>
-      <w:r>
-        <w:t>ESCOLA BALMES</w:t>
-      </w:r>
-    </w:p>
-    <w:p>
-      <w:r>
-        <w:t>Ciclo Formativo SMIXT 2 · Proyecto Final</w:t>
-      </w:r>
-    </w:p>
-    <w:p>
-      <w:r>
-        <w:t>MESCLOUD</w:t>
-      </w:r>
-    </w:p>
-    <w:p>
-      <w:r>
-        <w:t>Implementación de un sistema de almacenamiento en nube privada</w:t>
-      </w:r>
-    </w:p>
-    <w:p>
-      <w:r>
-        <w:t xml:space="preserve">Daniel Ortiz </w:t>
-      </w:r>
-      <w:proofErr w:type="gramStart"/>
-      <w:r>
-        <w:t>Mejía  ·</w:t>
-      </w:r>
-      <w:proofErr w:type="gramEnd"/>
-      <w:r>
-        <w:t xml:space="preserve">  Arnau </w:t>
-      </w:r>
-      <w:proofErr w:type="spellStart"/>
-      <w:r>
-        <w:t>Sanchez</w:t>
-      </w:r>
-      <w:proofErr w:type="spellEnd"/>
-      <w:r>
-        <w:t xml:space="preserve"> </w:t>
-      </w:r>
-      <w:proofErr w:type="spellStart"/>
-      <w:r>
-        <w:t>Gomez</w:t>
-      </w:r>
-      <w:proofErr w:type="spellEnd"/>
-    </w:p>
-    <w:p>
-      <w:r>
-        <w:t>Año académico 2024 – 2026</w:t>
-      </w:r>
-    </w:p>
-    <w:p>
-      <w:r>
-        <w:br w:type="page"/>
-      </w:r>
-    </w:p>
+    <w:sdt>
+      <w:sdtPr>
+        <w:rPr>
+          <w:color w:val="156082" w:themeColor="accent1"/>
+        </w:rPr>
+        <w:id w:val="-202017001"/>
+        <w:docPartObj>
+          <w:docPartGallery w:val="Cover Pages"/>
+          <w:docPartUnique/>
+        </w:docPartObj>
+      </w:sdtPr>
+      <w:sdtEndPr>
+        <w:rPr>
+          <w:rFonts w:eastAsia="Arial" w:cs="Arial"/>
+          <w:color w:val="000000" w:themeColor="text1"/>
+          <w:sz w:val="22"/>
+          <w:szCs w:val="22"/>
+          <w:lang w:val="es-ES_tradnl"/>
+        </w:rPr>
+      </w:sdtEndPr>
+      <w:sdtContent>
+        <w:p>
+          <w:pPr>
+            <w:pStyle w:val="Sinespaciado"/>
+            <w:spacing w:before="1540" w:after="240"/>
+            <w:jc w:val="center"/>
+            <w:rPr>
+              <w:color w:val="156082" w:themeColor="accent1"/>
+            </w:rPr>
+          </w:pPr>
+          <w:r>
+            <w:rPr>
+              <w:noProof/>
+              <w:color w:val="156082" w:themeColor="accent1"/>
+            </w:rPr>
+            <w:drawing>
+              <wp:inline distT="0" distB="0" distL="0" distR="0" wp14:anchorId="6337A070" wp14:editId="6812DA80">
+                <wp:extent cx="1417320" cy="750898"/>
+                <wp:effectExtent l="0" t="0" r="0" b="0"/>
+                <wp:docPr id="143" name="Imagen 144"/>
+                <wp:cNvGraphicFramePr>
+                  <a:graphicFrameLocks xmlns:a="http://schemas.openxmlformats.org/drawingml/2006/main" noChangeAspect="1"/>
+                </wp:cNvGraphicFramePr>
+                <a:graphic xmlns:a="http://schemas.openxmlformats.org/drawingml/2006/main">
+                  <a:graphicData uri="http://schemas.openxmlformats.org/drawingml/2006/picture">
+                    <pic:pic xmlns:pic="http://schemas.openxmlformats.org/drawingml/2006/picture">
+                      <pic:nvPicPr>
+                        <pic:cNvPr id="3" name="t55.png"/>
+                        <pic:cNvPicPr/>
+                      </pic:nvPicPr>
+                      <pic:blipFill>
+                        <a:blip r:embed="rId9" cstate="print">
+                          <a:duotone>
+                            <a:schemeClr val="accent1">
+                              <a:shade val="45000"/>
+                              <a:satMod val="135000"/>
+                            </a:schemeClr>
+                            <a:prstClr val="white"/>
+                          </a:duotone>
+                          <a:extLst>
+                            <a:ext uri="{28A0092B-C50C-407E-A947-70E740481C1C}">
+                              <a14:useLocalDpi xmlns:a14="http://schemas.microsoft.com/office/drawing/2010/main" val="0"/>
+                            </a:ext>
+                          </a:extLst>
+                        </a:blip>
+                        <a:stretch>
+                          <a:fillRect/>
+                        </a:stretch>
+                      </pic:blipFill>
+                      <pic:spPr>
+                        <a:xfrm>
+                          <a:off x="0" y="0"/>
+                          <a:ext cx="1417320" cy="750898"/>
+                        </a:xfrm>
+                        <a:prstGeom prst="rect">
+                          <a:avLst/>
+                        </a:prstGeom>
+                        <a:noFill/>
+                        <a:ln>
+                          <a:noFill/>
+                        </a:ln>
+                      </pic:spPr>
+                    </pic:pic>
+                  </a:graphicData>
+                </a:graphic>
+              </wp:inline>
+            </w:drawing>
+          </w:r>
+        </w:p>
+        <w:sdt>
+          <w:sdtPr>
+            <w:rPr>
+              <w:rFonts w:asciiTheme="majorHAnsi" w:eastAsiaTheme="majorEastAsia" w:hAnsiTheme="majorHAnsi" w:cstheme="majorBidi"/>
+              <w:caps/>
+              <w:color w:val="156082" w:themeColor="accent1"/>
+              <w:sz w:val="72"/>
+              <w:szCs w:val="72"/>
+            </w:rPr>
+            <w:alias w:val="Título"/>
+            <w:tag w:val=""/>
+            <w:id w:val="1735040861"/>
+            <w:placeholder>
+              <w:docPart w:val="0A4C9898766946A2AEFAADE0934746AF"/>
+            </w:placeholder>
+            <w:dataBinding w:prefixMappings="xmlns:ns0='http://purl.org/dc/elements/1.1/' xmlns:ns1='http://schemas.openxmlformats.org/package/2006/metadata/core-properties' " w:xpath="/ns1:coreProperties[1]/ns0:title[1]" w:storeItemID="{6C3C8BC8-F283-45AE-878A-BAB7291924A1}"/>
+            <w:text/>
+          </w:sdtPr>
+          <w:sdtEndPr>
+            <w:rPr>
+              <w:sz w:val="80"/>
+              <w:szCs w:val="80"/>
+            </w:rPr>
+          </w:sdtEndPr>
+          <w:sdtContent>
+            <w:p>
+              <w:pPr>
+                <w:pStyle w:val="Sinespaciado"/>
+                <w:pBdr>
+                  <w:top w:val="single" w:sz="6" w:space="6" w:color="156082" w:themeColor="accent1"/>
+                  <w:bottom w:val="single" w:sz="6" w:space="6" w:color="156082" w:themeColor="accent1"/>
+                </w:pBdr>
+                <w:spacing w:after="240"/>
+                <w:jc w:val="center"/>
+                <w:rPr>
+                  <w:rFonts w:asciiTheme="majorHAnsi" w:eastAsiaTheme="majorEastAsia" w:hAnsiTheme="majorHAnsi" w:cstheme="majorBidi"/>
+                  <w:caps/>
+                  <w:color w:val="156082" w:themeColor="accent1"/>
+                  <w:sz w:val="80"/>
+                  <w:szCs w:val="80"/>
+                </w:rPr>
+              </w:pPr>
+              <w:r>
+                <w:rPr>
+                  <w:rFonts w:asciiTheme="majorHAnsi" w:eastAsiaTheme="majorEastAsia" w:hAnsiTheme="majorHAnsi" w:cstheme="majorBidi"/>
+                  <w:caps/>
+                  <w:color w:val="156082" w:themeColor="accent1"/>
+                  <w:sz w:val="72"/>
+                  <w:szCs w:val="72"/>
+                </w:rPr>
+                <w:t>MesCloud SPRINTS</w:t>
+              </w:r>
+            </w:p>
+          </w:sdtContent>
+        </w:sdt>
+        <w:sdt>
+          <w:sdtPr>
+            <w:rPr>
+              <w:color w:val="156082" w:themeColor="accent1"/>
+              <w:sz w:val="28"/>
+              <w:szCs w:val="28"/>
+            </w:rPr>
+            <w:alias w:val="Subtítulo"/>
+            <w:tag w:val=""/>
+            <w:id w:val="328029620"/>
+            <w:placeholder>
+              <w:docPart w:val="011F0AB1521F4C509AAD86D4487590E5"/>
+            </w:placeholder>
+            <w:dataBinding w:prefixMappings="xmlns:ns0='http://purl.org/dc/elements/1.1/' xmlns:ns1='http://schemas.openxmlformats.org/package/2006/metadata/core-properties' " w:xpath="/ns1:coreProperties[1]/ns0:subject[1]" w:storeItemID="{6C3C8BC8-F283-45AE-878A-BAB7291924A1}"/>
+            <w:text/>
+          </w:sdtPr>
+          <w:sdtContent>
+            <w:p>
+              <w:pPr>
+                <w:pStyle w:val="Sinespaciado"/>
+                <w:jc w:val="center"/>
+                <w:rPr>
+                  <w:color w:val="156082" w:themeColor="accent1"/>
+                  <w:sz w:val="28"/>
+                  <w:szCs w:val="28"/>
+                </w:rPr>
+              </w:pPr>
+              <w:r>
+                <w:rPr>
+                  <w:color w:val="156082" w:themeColor="accent1"/>
+                  <w:sz w:val="28"/>
+                  <w:szCs w:val="28"/>
+                </w:rPr>
+                <w:t>Arnau Sánchez</w:t>
+              </w:r>
+              <w:r>
+                <w:rPr>
+                  <w:color w:val="156082" w:themeColor="accent1"/>
+                  <w:sz w:val="28"/>
+                  <w:szCs w:val="28"/>
+                </w:rPr>
+                <w:t xml:space="preserve"> Gómez</w:t>
+              </w:r>
+              <w:r>
+                <w:rPr>
+                  <w:color w:val="156082" w:themeColor="accent1"/>
+                  <w:sz w:val="28"/>
+                  <w:szCs w:val="28"/>
+                </w:rPr>
+                <w:t xml:space="preserve"> y Daniel Ortiz</w:t>
+              </w:r>
+              <w:r>
+                <w:rPr>
+                  <w:color w:val="156082" w:themeColor="accent1"/>
+                  <w:sz w:val="28"/>
+                  <w:szCs w:val="28"/>
+                </w:rPr>
+                <w:t xml:space="preserve"> Mejia</w:t>
+              </w:r>
+            </w:p>
+          </w:sdtContent>
+        </w:sdt>
+        <w:p>
+          <w:pPr>
+            <w:pStyle w:val="Sinespaciado"/>
+            <w:spacing w:before="480"/>
+            <w:jc w:val="center"/>
+            <w:rPr>
+              <w:color w:val="156082" w:themeColor="accent1"/>
+            </w:rPr>
+          </w:pPr>
+          <w:r>
+            <w:rPr>
+              <w:noProof/>
+              <w:color w:val="156082" w:themeColor="accent1"/>
+            </w:rPr>
+            <mc:AlternateContent>
+              <mc:Choice Requires="wps">
+                <w:drawing>
+                  <wp:anchor distT="0" distB="0" distL="114300" distR="114300" simplePos="0" relativeHeight="251659264" behindDoc="0" locked="0" layoutInCell="1" allowOverlap="1" wp14:anchorId="36555D55" wp14:editId="03EA50E3">
+                    <wp:simplePos x="0" y="0"/>
+                    <wp:positionH relativeFrom="margin">
+                      <wp:align>center</wp:align>
+                    </wp:positionH>
+                    <mc:AlternateContent>
+                      <mc:Choice Requires="wp14">
+                        <wp:positionV relativeFrom="page">
+                          <wp14:pctPosVOffset>85000</wp14:pctPosVOffset>
+                        </wp:positionV>
+                      </mc:Choice>
+                      <mc:Fallback>
+                        <wp:positionV relativeFrom="page">
+                          <wp:posOffset>9088120</wp:posOffset>
+                        </wp:positionV>
+                      </mc:Fallback>
+                    </mc:AlternateContent>
+                    <wp:extent cx="6553200" cy="557784"/>
+                    <wp:effectExtent l="0" t="0" r="0" b="12700"/>
+                    <wp:wrapNone/>
+                    <wp:docPr id="142" name="Cuadro de texto 146"/>
+                    <wp:cNvGraphicFramePr/>
+                    <a:graphic xmlns:a="http://schemas.openxmlformats.org/drawingml/2006/main">
+                      <a:graphicData uri="http://schemas.microsoft.com/office/word/2010/wordprocessingShape">
+                        <wps:wsp>
+                          <wps:cNvSpPr txBox="1"/>
+                          <wps:spPr>
+                            <a:xfrm>
+                              <a:off x="0" y="0"/>
+                              <a:ext cx="6553200" cy="557784"/>
+                            </a:xfrm>
+                            <a:prstGeom prst="rect">
+                              <a:avLst/>
+                            </a:prstGeom>
+                            <a:noFill/>
+                            <a:ln w="6350">
+                              <a:noFill/>
+                            </a:ln>
+                            <a:effectLst/>
+                          </wps:spPr>
+                          <wps:style>
+                            <a:lnRef idx="0">
+                              <a:schemeClr val="accent1"/>
+                            </a:lnRef>
+                            <a:fillRef idx="0">
+                              <a:schemeClr val="accent1"/>
+                            </a:fillRef>
+                            <a:effectRef idx="0">
+                              <a:schemeClr val="accent1"/>
+                            </a:effectRef>
+                            <a:fontRef idx="minor">
+                              <a:schemeClr val="dk1"/>
+                            </a:fontRef>
+                          </wps:style>
+                          <wps:txbx>
+                            <w:txbxContent>
+                              <w:sdt>
+                                <w:sdtPr>
+                                  <w:rPr>
+                                    <w:caps/>
+                                    <w:color w:val="156082" w:themeColor="accent1"/>
+                                    <w:sz w:val="28"/>
+                                    <w:szCs w:val="28"/>
+                                  </w:rPr>
+                                  <w:alias w:val="Fecha"/>
+                                  <w:tag w:val=""/>
+                                  <w:id w:val="197127006"/>
+                                  <w:dataBinding w:prefixMappings="xmlns:ns0='http://schemas.microsoft.com/office/2006/coverPageProps' " w:xpath="/ns0:CoverPageProperties[1]/ns0:PublishDate[1]" w:storeItemID="{55AF091B-3C7A-41E3-B477-F2FDAA23CFDA}"/>
+                                  <w:date w:fullDate="2026-05-15T00:00:00Z">
+                                    <w:dateFormat w:val="d 'de' MMMM 'de' yyyy"/>
+                                    <w:lid w:val="es-ES"/>
+                                    <w:storeMappedDataAs w:val="dateTime"/>
+                                    <w:calendar w:val="gregorian"/>
+                                  </w:date>
+                                </w:sdtPr>
+                                <w:sdtContent>
+                                  <w:p>
+                                    <w:pPr>
+                                      <w:pStyle w:val="Sinespaciado"/>
+                                      <w:spacing w:after="40"/>
+                                      <w:jc w:val="center"/>
+                                      <w:rPr>
+                                        <w:caps/>
+                                        <w:color w:val="156082" w:themeColor="accent1"/>
+                                        <w:sz w:val="28"/>
+                                        <w:szCs w:val="28"/>
+                                      </w:rPr>
+                                    </w:pPr>
+                                    <w:r>
+                                      <w:rPr>
+                                        <w:caps/>
+                                        <w:color w:val="156082" w:themeColor="accent1"/>
+                                        <w:sz w:val="28"/>
+                                        <w:szCs w:val="28"/>
+                                      </w:rPr>
+                                      <w:t>15 de mayo de 2026</w:t>
+                                    </w:r>
+                                  </w:p>
+                                </w:sdtContent>
+                              </w:sdt>
+                              <w:p>
+                                <w:pPr>
+                                  <w:pStyle w:val="Sinespaciado"/>
+                                  <w:jc w:val="center"/>
+                                  <w:rPr>
+                                    <w:color w:val="156082" w:themeColor="accent1"/>
+                                  </w:rPr>
+                                </w:pPr>
+                                <w:sdt>
+                                  <w:sdtPr>
+                                    <w:rPr>
+                                      <w:caps/>
+                                      <w:color w:val="156082" w:themeColor="accent1"/>
+                                    </w:rPr>
+                                    <w:alias w:val="Compañía"/>
+                                    <w:tag w:val=""/>
+                                    <w:id w:val="1390145197"/>
+                                    <w:dataBinding w:prefixMappings="xmlns:ns0='http://schemas.openxmlformats.org/officeDocument/2006/extended-properties' " w:xpath="/ns0:Properties[1]/ns0:Company[1]" w:storeItemID="{6668398D-A668-4E3E-A5EB-62B293D839F1}"/>
+                                    <w:text/>
+                                  </w:sdtPr>
+                                  <w:sdtContent>
+                                    <w:r>
+                                      <w:rPr>
+                                        <w:caps/>
+                                        <w:color w:val="156082" w:themeColor="accent1"/>
+                                      </w:rPr>
+                                      <w:t>MESCLOUD</w:t>
+                                    </w:r>
+                                  </w:sdtContent>
+                                </w:sdt>
+                              </w:p>
+                              <w:p>
+                                <w:pPr>
+                                  <w:pStyle w:val="Sinespaciado"/>
+                                  <w:jc w:val="center"/>
+                                  <w:rPr>
+                                    <w:color w:val="156082" w:themeColor="accent1"/>
+                                  </w:rPr>
+                                </w:pPr>
+                                <w:sdt>
+                                  <w:sdtPr>
+                                    <w:rPr>
+                                      <w:color w:val="156082" w:themeColor="accent1"/>
+                                    </w:rPr>
+                                    <w:alias w:val="Dirección"/>
+                                    <w:tag w:val=""/>
+                                    <w:id w:val="-726379553"/>
+                                    <w:dataBinding w:prefixMappings="xmlns:ns0='http://schemas.microsoft.com/office/2006/coverPageProps' " w:xpath="/ns0:CoverPageProperties[1]/ns0:CompanyAddress[1]" w:storeItemID="{55AF091B-3C7A-41E3-B477-F2FDAA23CFDA}"/>
+                                    <w:text/>
+                                  </w:sdtPr>
+                                  <w:sdtContent>
+                                    <w:r>
+                                      <w:rPr>
+                                        <w:color w:val="156082" w:themeColor="accent1"/>
+                                      </w:rPr>
+                                      <w:t>Implementación de un sistema de almacenamiento en nube privada</w:t>
+                                    </w:r>
+                                  </w:sdtContent>
+                                </w:sdt>
+                              </w:p>
+                            </w:txbxContent>
+                          </wps:txbx>
+                          <wps:bodyPr rot="0" spcFirstLastPara="0" vertOverflow="overflow" horzOverflow="overflow" vert="horz" wrap="square" lIns="0" tIns="0" rIns="0" bIns="0" numCol="1" spcCol="0" rtlCol="0" fromWordArt="0" anchor="b" anchorCtr="0" forceAA="0" compatLnSpc="1">
+                            <a:prstTxWarp prst="textNoShape">
+                              <a:avLst/>
+                            </a:prstTxWarp>
+                            <a:spAutoFit/>
+                          </wps:bodyPr>
+                        </wps:wsp>
+                      </a:graphicData>
+                    </a:graphic>
+                    <wp14:sizeRelH relativeFrom="margin">
+                      <wp14:pctWidth>100000</wp14:pctWidth>
+                    </wp14:sizeRelH>
+                    <wp14:sizeRelV relativeFrom="margin">
+                      <wp14:pctHeight>0</wp14:pctHeight>
+                    </wp14:sizeRelV>
+                  </wp:anchor>
+                </w:drawing>
+              </mc:Choice>
+              <mc:Fallback>
+                <w:pict>
+                  <v:shapetype w14:anchorId="36555D55" id="_x0000_t202" coordsize="21600,21600" o:spt="202" path="m,l,21600r21600,l21600,xe">
+                    <v:stroke joinstyle="miter"/>
+                    <v:path gradientshapeok="t" o:connecttype="rect"/>
+                  </v:shapetype>
+                  <v:shape id="Cuadro de texto 146" o:spid="_x0000_s1026" type="#_x0000_t202" style="position:absolute;left:0;text-align:left;margin-left:0;margin-top:0;width:516pt;height:43.9pt;z-index:251659264;visibility:visible;mso-wrap-style:square;mso-width-percent:1000;mso-height-percent:0;mso-top-percent:850;mso-wrap-distance-left:9pt;mso-wrap-distance-top:0;mso-wrap-distance-right:9pt;mso-wrap-distance-bottom:0;mso-position-horizontal:center;mso-position-horizontal-relative:margin;mso-position-vertical-relative:page;mso-width-percent:1000;mso-height-percent:0;mso-top-percent:850;mso-width-relative:margin;mso-height-relative:margin;v-text-anchor:bottom" o:gfxdata="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" filled="f" stroked="f" strokeweight=".5pt">
+                    <v:textbox style="mso-fit-shape-to-text:t" inset="0,0,0,0">
+                      <w:txbxContent>
+                        <w:sdt>
+                          <w:sdtPr>
+                            <w:rPr>
+                              <w:caps/>
+                              <w:color w:val="156082" w:themeColor="accent1"/>
+                              <w:sz w:val="28"/>
+                              <w:szCs w:val="28"/>
+                            </w:rPr>
+                            <w:alias w:val="Fecha"/>
+                            <w:tag w:val=""/>
+                            <w:id w:val="197127006"/>
+                            <w:dataBinding w:prefixMappings="xmlns:ns0='http://schemas.microsoft.com/office/2006/coverPageProps' " w:xpath="/ns0:CoverPageProperties[1]/ns0:PublishDate[1]" w:storeItemID="{55AF091B-3C7A-41E3-B477-F2FDAA23CFDA}"/>
+                            <w:date w:fullDate="2026-05-15T00:00:00Z">
+                              <w:dateFormat w:val="d 'de' MMMM 'de' yyyy"/>
+                              <w:lid w:val="es-ES"/>
+                              <w:storeMappedDataAs w:val="dateTime"/>
+                              <w:calendar w:val="gregorian"/>
+                            </w:date>
+                          </w:sdtPr>
+                          <w:sdtContent>
+                            <w:p>
+                              <w:pPr>
+                                <w:pStyle w:val="Sinespaciado"/>
+                                <w:spacing w:after="40"/>
+                                <w:jc w:val="center"/>
+                                <w:rPr>
+                                  <w:caps/>
+                                  <w:color w:val="156082" w:themeColor="accent1"/>
+                                  <w:sz w:val="28"/>
+                                  <w:szCs w:val="28"/>
+                                </w:rPr>
+                              </w:pPr>
+                              <w:r>
+                                <w:rPr>
+                                  <w:caps/>
+                                  <w:color w:val="156082" w:themeColor="accent1"/>
+                                  <w:sz w:val="28"/>
+                                  <w:szCs w:val="28"/>
+                                </w:rPr>
+                                <w:t>15 de mayo de 2026</w:t>
+                              </w:r>
+                            </w:p>
+                          </w:sdtContent>
+                        </w:sdt>
+                        <w:p>
+                          <w:pPr>
+                            <w:pStyle w:val="Sinespaciado"/>
+                            <w:jc w:val="center"/>
+                            <w:rPr>
+                              <w:color w:val="156082" w:themeColor="accent1"/>
+                            </w:rPr>
+                          </w:pPr>
+                          <w:sdt>
+                            <w:sdtPr>
+                              <w:rPr>
+                                <w:caps/>
+                                <w:color w:val="156082" w:themeColor="accent1"/>
+                              </w:rPr>
+                              <w:alias w:val="Compañía"/>
+                              <w:tag w:val=""/>
+                              <w:id w:val="1390145197"/>
+                              <w:dataBinding w:prefixMappings="xmlns:ns0='http://schemas.openxmlformats.org/officeDocument/2006/extended-properties' " w:xpath="/ns0:Properties[1]/ns0:Company[1]" w:storeItemID="{6668398D-A668-4E3E-A5EB-62B293D839F1}"/>
+                              <w:text/>
+                            </w:sdtPr>
+                            <w:sdtContent>
+                              <w:r>
+                                <w:rPr>
+                                  <w:caps/>
+                                  <w:color w:val="156082" w:themeColor="accent1"/>
+                                </w:rPr>
+                                <w:t>MESCLOUD</w:t>
+                              </w:r>
+                            </w:sdtContent>
+                          </w:sdt>
+                        </w:p>
+                        <w:p>
+                          <w:pPr>
+                            <w:pStyle w:val="Sinespaciado"/>
+                            <w:jc w:val="center"/>
+                            <w:rPr>
+                              <w:color w:val="156082" w:themeColor="accent1"/>
+                            </w:rPr>
+                          </w:pPr>
+                          <w:sdt>
+                            <w:sdtPr>
+                              <w:rPr>
+                                <w:color w:val="156082" w:themeColor="accent1"/>
+                              </w:rPr>
+                              <w:alias w:val="Dirección"/>
+                              <w:tag w:val=""/>
+                              <w:id w:val="-726379553"/>
+                              <w:dataBinding w:prefixMappings="xmlns:ns0='http://schemas.microsoft.com/office/2006/coverPageProps' " w:xpath="/ns0:CoverPageProperties[1]/ns0:CompanyAddress[1]" w:storeItemID="{55AF091B-3C7A-41E3-B477-F2FDAA23CFDA}"/>
+                              <w:text/>
+                            </w:sdtPr>
+                            <w:sdtContent>
+                              <w:r>
+                                <w:rPr>
+                                  <w:color w:val="156082" w:themeColor="accent1"/>
+                                </w:rPr>
+                                <w:t>Implementación de un sistema de almacenamiento en nube privada</w:t>
+                              </w:r>
+                            </w:sdtContent>
+                          </w:sdt>
+                        </w:p>
+                      </w:txbxContent>
+                    </v:textbox>
+                    <w10:wrap anchorx="margin" anchory="page"/>
+                  </v:shape>
+                </w:pict>
+              </mc:Fallback>
+            </mc:AlternateContent>
+          </w:r>
+          <w:r>
+            <w:rPr>
+              <w:noProof/>
+              <w:color w:val="156082" w:themeColor="accent1"/>
+            </w:rPr>
+            <w:drawing>
+              <wp:inline distT="0" distB="0" distL="0" distR="0" wp14:anchorId="4F2DC11F" wp14:editId="2956A5FE">
+                <wp:extent cx="758952" cy="478932"/>
+                <wp:effectExtent l="0" t="0" r="3175" b="0"/>
+                <wp:docPr id="144" name="Imagen 147"/>
+                <wp:cNvGraphicFramePr>
+                  <a:graphicFrameLocks xmlns:a="http://schemas.openxmlformats.org/drawingml/2006/main" noChangeAspect="1"/>
+                </wp:cNvGraphicFramePr>
+                <a:graphic xmlns:a="http://schemas.openxmlformats.org/drawingml/2006/main">
+                  <a:graphicData uri="http://schemas.openxmlformats.org/drawingml/2006/picture">
+                    <pic:pic xmlns:pic="http://schemas.openxmlformats.org/drawingml/2006/picture">
+                      <pic:nvPicPr>
+                        <pic:cNvPr id="9" name="roco bottom.png"/>
+                        <pic:cNvPicPr/>
+                      </pic:nvPicPr>
+                      <pic:blipFill>
+                        <a:blip r:embed="rId10" cstate="print">
+                          <a:duotone>
+                            <a:schemeClr val="accent1">
+                              <a:shade val="45000"/>
+                              <a:satMod val="135000"/>
+                            </a:schemeClr>
+                            <a:prstClr val="white"/>
+                          </a:duotone>
+                          <a:extLst>
+                            <a:ext uri="{28A0092B-C50C-407E-A947-70E740481C1C}">
+                              <a14:useLocalDpi xmlns:a14="http://schemas.microsoft.com/office/drawing/2010/main" val="0"/>
+                            </a:ext>
+                          </a:extLst>
+                        </a:blip>
+                        <a:stretch>
+                          <a:fillRect/>
+                        </a:stretch>
+                      </pic:blipFill>
+                      <pic:spPr>
+                        <a:xfrm>
+                          <a:off x="0" y="0"/>
+                          <a:ext cx="758952" cy="478932"/>
+                        </a:xfrm>
+                        <a:prstGeom prst="rect">
+                          <a:avLst/>
+                        </a:prstGeom>
+                      </pic:spPr>
+                    </pic:pic>
+                  </a:graphicData>
+                </a:graphic>
+              </wp:inline>
+            </w:drawing>
+          </w:r>
+        </w:p>
+        <w:p>
+          <w:pPr>
+            <w:spacing w:before="0" w:after="160"/>
+            <w:jc w:val="left"/>
+          </w:pPr>
+          <w:r>
+            <w:br w:type="page"/>
+          </w:r>
+        </w:p>
+      </w:sdtContent>
+    </w:sdt>
     <w:p>
       <w:pPr>
         <w:pStyle w:val="Ttulo1"/>
@@ -2564,12 +3087,14 @@
               <w:rPr>
                 <w:sz w:val="20"/>
                 <w:szCs w:val="20"/>
+                <w:lang w:val="en-US"/>
               </w:rPr>
             </w:pPr>
             <w:r>
               <w:rPr>
                 <w:sz w:val="20"/>
                 <w:szCs w:val="20"/>
+                <w:lang w:val="en-US"/>
               </w:rPr>
               <w:t>FIREWALL DE OMV</w:t>
             </w:r>
@@ -2577,6 +3102,7 @@
               <w:rPr>
                 <w:sz w:val="20"/>
                 <w:szCs w:val="20"/>
+                <w:lang w:val="en-US"/>
               </w:rPr>
               <w:t xml:space="preserve"> (firewall) + Fail2ban</w:t>
             </w:r>
@@ -2785,8 +3311,13 @@
       <w:r>
         <w:t xml:space="preserve"> y coordinador del equipo, </w:t>
       </w:r>
-      <w:r>
-        <w:t>Responsable principal de infraestructura</w:t>
+      <w:proofErr w:type="gramStart"/>
+      <w:r>
+        <w:t>Responsable</w:t>
+      </w:r>
+      <w:proofErr w:type="gramEnd"/>
+      <w:r>
+        <w:t xml:space="preserve"> principal de infraestructura</w:t>
       </w:r>
       <w:r>
         <w:t xml:space="preserve"> y decisiones</w:t>
@@ -18633,15 +19164,7 @@
       </w:r>
       <w:proofErr w:type="spellEnd"/>
       <w:r>
-        <w:t xml:space="preserve"> (Calendar, </w:t>
-      </w:r>
-      <w:proofErr w:type="spellStart"/>
-      <w:r>
-        <w:t>Talk</w:t>
-      </w:r>
-      <w:proofErr w:type="spellEnd"/>
-      <w:r>
-        <w:t>, etc.) al no estar incluidas en el alcance del proyecto. La configuración de notificaciones por correo electrónico se descartó al no disponer de un servidor SMTP propio en el entorno del proyecto.</w:t>
+        <w:t xml:space="preserve"> (Calendar, Talk, etc.) al no estar incluidas en el alcance del proyecto. La configuración de notificaciones por correo electrónico se descartó al no disponer de un servidor SMTP propio en el entorno del proyecto.</w:t>
       </w:r>
     </w:p>
     <w:p/>
@@ -25756,15 +26279,7 @@
       </w:r>
       <w:proofErr w:type="spellEnd"/>
       <w:r>
-        <w:t xml:space="preserve"> se identificaron algunas advertencias de configuración: ausencia de cabeceras de seguridad HTTP recomendadas (HSTS, X-</w:t>
-      </w:r>
-      <w:proofErr w:type="spellStart"/>
-      <w:r>
-        <w:t>Frame</w:t>
-      </w:r>
-      <w:proofErr w:type="spellEnd"/>
-      <w:r>
-        <w:t>-</w:t>
+        <w:t xml:space="preserve"> se identificaron algunas advertencias de configuración: ausencia de cabeceras de seguridad HTTP recomendadas (HSTS, X-Frame-</w:t>
       </w:r>
       <w:proofErr w:type="spellStart"/>
       <w:r>
@@ -26984,15 +27499,7 @@
           </w:tcPr>
           <w:p>
             <w:r>
-              <w:t>Adición de las cabeceras HSTS, X-</w:t>
-            </w:r>
-            <w:proofErr w:type="spellStart"/>
-            <w:r>
-              <w:t>Frame</w:t>
-            </w:r>
-            <w:proofErr w:type="spellEnd"/>
-            <w:r>
-              <w:t>-</w:t>
+              <w:t>Adición de las cabeceras HSTS, X-Frame-</w:t>
             </w:r>
             <w:proofErr w:type="spellStart"/>
             <w:r>
@@ -29982,15 +30489,7 @@
             </w:r>
             <w:proofErr w:type="spellEnd"/>
             <w:r>
-              <w:t xml:space="preserve"> (Calendar, </w:t>
-            </w:r>
-            <w:proofErr w:type="spellStart"/>
-            <w:r>
-              <w:t>Talk</w:t>
-            </w:r>
-            <w:proofErr w:type="spellEnd"/>
-            <w:r>
-              <w:t>)</w:t>
+              <w:t xml:space="preserve"> (Calendar, Talk)</w:t>
             </w:r>
           </w:p>
         </w:tc>
@@ -30050,11 +30549,12 @@
     <w:p/>
     <w:p/>
     <w:sectPr>
-      <w:headerReference w:type="default" r:id="rId8"/>
-      <w:footerReference w:type="default" r:id="rId9"/>
-      <w:headerReference w:type="first" r:id="rId10"/>
+      <w:headerReference w:type="default" r:id="rId11"/>
+      <w:footerReference w:type="default" r:id="rId12"/>
+      <w:headerReference w:type="first" r:id="rId13"/>
       <w:pgSz w:w="11906" w:h="16838"/>
       <w:pgMar w:top="1418" w:right="1701" w:bottom="1134" w:left="1701" w:header="0" w:footer="454" w:gutter="0"/>
+      <w:pgNumType w:start="0"/>
       <w:cols w:space="708"/>
       <w:titlePg/>
       <w:docGrid w:linePitch="360"/>
@@ -30064,7 +30564,7 @@
 </file>
 
 <file path=word/endnotes.xml><?xml version="1.0" encoding="utf-8"?>
-<w:endnotes xmlns:wpc="http://schemas.microsoft.com/office/word/2010/wordprocessingCanvas" xmlns:cx="http://schemas.microsoft.com/office/drawing/2014/chartex" xmlns:cx1="http://schemas.microsoft.com/office/drawing/2015/9/8/chartex" xmlns:cx2="http://schemas.microsoft.com/office/drawing/2015/10/21/chartex" xmlns:cx3="http://schemas.microsoft.com/office/drawing/2016/5/9/chartex" xmlns:cx4="http://schemas.microsoft.com/office/drawing/2016/5/10/chartex" xmlns:cx5="http://schemas.microsoft.com/office/drawing/2016/5/11/chartex" xmlns:cx6="http://schemas.microsoft.com/office/drawing/2016/5/12/chartex" xmlns:cx7="http://schemas.microsoft.com/office/drawing/2016/5/13/chartex" xmlns:cx8="http://schemas.microsoft.com/office/drawing/2016/5/14/chartex" xmlns:mc="http://schemas.openxmlformats.org/markup-compatibility/2006" xmlns:aink="http://schemas.microsoft.com/office/drawing/2016/ink" xmlns:am3d="http://schemas.microsoft.com/office/drawing/2017/model3d" xmlns:o="urn:schemas-microsoft-com:office:office" xmlns:oel="http://schemas.microsoft.com/office/2019/extlst" xmlns:r="http://schemas.openxmlformats.org/officeDocument/2006/relationships" xmlns:m="http://schemas.openxmlformats.org/officeDocument/2006/math" xmlns:v="urn:schemas-microsoft-com:vml" xmlns:wp14="http://schemas.microsoft.com/office/word/2010/wordprocessingDrawing" xmlns:wp="http://schemas.openxmlformats.org/drawingml/2006/wordprocessingDrawing" xmlns:w10="urn:schemas-microsoft-com:office:word" xmlns:w="http://schemas.openxmlformats.org/wordprocessingml/2006/main" xmlns:w14="http://schemas.microsoft.com/office/word/2010/wordml" xmlns:w15="http://schemas.microsoft.com/office/word/2012/wordml" xmlns:w16cex="http://schemas.microsoft.com/office/word/2018/wordml/cex" xmlns:w16cid="http://schemas.microsoft.com/office/word/2016/wordml/cid" xmlns:w16="http://schemas.microsoft.com/office/word/2018/wordml" xmlns:w16sdtdh="http://schemas.microsoft.com/office/word/2020/wordml/sdtdatahash" xmlns:w16se="http://schemas.microsoft.com/office/word/2015/wordml/symex" xmlns:wpg="http://schemas.microsoft.com/office/word/2010/wordprocessingGroup" xmlns:wpi="http://schemas.microsoft.com/office/word/2010/wordprocessingInk" xmlns:wne="http://schemas.microsoft.com/office/word/2006/wordml" xmlns:wps="http://schemas.microsoft.com/office/word/2010/wordprocessingShape" mc:Ignorable="w14 w15 w16se w16cid w16 w16cex w16sdtdh wp14">
+<w:endnotes xmlns:wpc="http://schemas.microsoft.com/office/word/2010/wordprocessingCanvas" xmlns:cx="http://schemas.microsoft.com/office/drawing/2014/chartex" xmlns:cx1="http://schemas.microsoft.com/office/drawing/2015/9/8/chartex" xmlns:cx2="http://schemas.microsoft.com/office/drawing/2015/10/21/chartex" xmlns:cx3="http://schemas.microsoft.com/office/drawing/2016/5/9/chartex" xmlns:cx4="http://schemas.microsoft.com/office/drawing/2016/5/10/chartex" xmlns:cx5="http://schemas.microsoft.com/office/drawing/2016/5/11/chartex" xmlns:cx6="http://schemas.microsoft.com/office/drawing/2016/5/12/chartex" xmlns:cx7="http://schemas.microsoft.com/office/drawing/2016/5/13/chartex" xmlns:cx8="http://schemas.microsoft.com/office/drawing/2016/5/14/chartex" xmlns:mc="http://schemas.openxmlformats.org/markup-compatibility/2006" xmlns:aink="http://schemas.microsoft.com/office/drawing/2016/ink" xmlns:am3d="http://schemas.microsoft.com/office/drawing/2017/model3d" xmlns:o="urn:schemas-microsoft-com:office:office" xmlns:oel="http://schemas.microsoft.com/office/2019/extlst" xmlns:r="http://schemas.openxmlformats.org/officeDocument/2006/relationships" xmlns:m="http://schemas.openxmlformats.org/officeDocument/2006/math" xmlns:v="urn:schemas-microsoft-com:vml" xmlns:wp14="http://schemas.microsoft.com/office/word/2010/wordprocessingDrawing" xmlns:wp="http://schemas.openxmlformats.org/drawingml/2006/wordprocessingDrawing" xmlns:w10="urn:schemas-microsoft-com:office:word" xmlns:w="http://schemas.openxmlformats.org/wordprocessingml/2006/main" xmlns:w14="http://schemas.microsoft.com/office/word/2010/wordml" xmlns:w15="http://schemas.microsoft.com/office/word/2012/wordml" xmlns:w16cex="http://schemas.microsoft.com/office/word/2018/wordml/cex" xmlns:w16cid="http://schemas.microsoft.com/office/word/2016/wordml/cid" xmlns:w16="http://schemas.microsoft.com/office/word/2018/wordml" xmlns:w16du="http://schemas.microsoft.com/office/word/2023/wordml/word16du" xmlns:w16sdtdh="http://schemas.microsoft.com/office/word/2020/wordml/sdtdatahash" xmlns:w16sdtfl="http://schemas.microsoft.com/office/word/2024/wordml/sdtformatlock" xmlns:w16se="http://schemas.microsoft.com/office/word/2015/wordml/symex" xmlns:wpg="http://schemas.microsoft.com/office/word/2010/wordprocessingGroup" xmlns:wpi="http://schemas.microsoft.com/office/word/2010/wordprocessingInk" xmlns:wne="http://schemas.microsoft.com/office/word/2006/wordml" xmlns:wps="http://schemas.microsoft.com/office/word/2010/wordprocessingShape" mc:Ignorable="w14 w15 w16se w16cid w16 w16cex w16sdtdh w16sdtfl w16du wp14">
   <w:endnote w:type="separator" w:id="-1">
     <w:p>
       <w:r>
@@ -30083,7 +30583,7 @@
 </file>
 
 <file path=word/footer1.xml><?xml version="1.0" encoding="utf-8"?>
-<w:ftr xmlns:wpc="http://schemas.microsoft.com/office/word/2010/wordprocessingCanvas" xmlns:cx="http://schemas.microsoft.com/office/drawing/2014/chartex" xmlns:cx1="http://schemas.microsoft.com/office/drawing/2015/9/8/chartex" xmlns:cx2="http://schemas.microsoft.com/office/drawing/2015/10/21/chartex" xmlns:cx3="http://schemas.microsoft.com/office/drawing/2016/5/9/chartex" xmlns:cx4="http://schemas.microsoft.com/office/drawing/2016/5/10/chartex" xmlns:cx5="http://schemas.microsoft.com/office/drawing/2016/5/11/chartex" xmlns:cx6="http://schemas.microsoft.com/office/drawing/2016/5/12/chartex" xmlns:cx7="http://schemas.microsoft.com/office/drawing/2016/5/13/chartex" xmlns:cx8="http://schemas.microsoft.com/office/drawing/2016/5/14/chartex" xmlns:mc="http://schemas.openxmlformats.org/markup-compatibility/2006" xmlns:aink="http://schemas.microsoft.com/office/drawing/2016/ink" xmlns:am3d="http://schemas.microsoft.com/office/drawing/2017/model3d" xmlns:o="urn:schemas-microsoft-com:office:office" xmlns:oel="http://schemas.microsoft.com/office/2019/extlst" xmlns:r="http://schemas.openxmlformats.org/officeDocument/2006/relationships" xmlns:m="http://schemas.openxmlformats.org/officeDocument/2006/math" xmlns:v="urn:schemas-microsoft-com:vml" xmlns:wp14="http://schemas.microsoft.com/office/word/2010/wordprocessingDrawing" xmlns:wp="http://schemas.openxmlformats.org/drawingml/2006/wordprocessingDrawing" xmlns:w10="urn:schemas-microsoft-com:office:word" xmlns:w="http://schemas.openxmlformats.org/wordprocessingml/2006/main" xmlns:w14="http://schemas.microsoft.com/office/word/2010/wordml" xmlns:w15="http://schemas.microsoft.com/office/word/2012/wordml" xmlns:w16cex="http://schemas.microsoft.com/office/word/2018/wordml/cex" xmlns:w16cid="http://schemas.microsoft.com/office/word/2016/wordml/cid" xmlns:w16="http://schemas.microsoft.com/office/word/2018/wordml" xmlns:w16sdtdh="http://schemas.microsoft.com/office/word/2020/wordml/sdtdatahash" xmlns:w16se="http://schemas.microsoft.com/office/word/2015/wordml/symex" xmlns:wpg="http://schemas.microsoft.com/office/word/2010/wordprocessingGroup" xmlns:wpi="http://schemas.microsoft.com/office/word/2010/wordprocessingInk" xmlns:wne="http://schemas.microsoft.com/office/word/2006/wordml" xmlns:wps="http://schemas.microsoft.com/office/word/2010/wordprocessingShape" mc:Ignorable="w14 w15 w16se w16cid w16 w16cex w16sdtdh wp14">
+<w:ftr xmlns:wpc="http://schemas.microsoft.com/office/word/2010/wordprocessingCanvas" xmlns:cx="http://schemas.microsoft.com/office/drawing/2014/chartex" xmlns:cx1="http://schemas.microsoft.com/office/drawing/2015/9/8/chartex" xmlns:cx2="http://schemas.microsoft.com/office/drawing/2015/10/21/chartex" xmlns:cx3="http://schemas.microsoft.com/office/drawing/2016/5/9/chartex" xmlns:cx4="http://schemas.microsoft.com/office/drawing/2016/5/10/chartex" xmlns:cx5="http://schemas.microsoft.com/office/drawing/2016/5/11/chartex" xmlns:cx6="http://schemas.microsoft.com/office/drawing/2016/5/12/chartex" xmlns:cx7="http://schemas.microsoft.com/office/drawing/2016/5/13/chartex" xmlns:cx8="http://schemas.microsoft.com/office/drawing/2016/5/14/chartex" xmlns:mc="http://schemas.openxmlformats.org/markup-compatibility/2006" xmlns:aink="http://schemas.microsoft.com/office/drawing/2016/ink" xmlns:am3d="http://schemas.microsoft.com/office/drawing/2017/model3d" xmlns:o="urn:schemas-microsoft-com:office:office" xmlns:oel="http://schemas.microsoft.com/office/2019/extlst" xmlns:r="http://schemas.openxmlformats.org/officeDocument/2006/relationships" xmlns:m="http://schemas.openxmlformats.org/officeDocument/2006/math" xmlns:v="urn:schemas-microsoft-com:vml" xmlns:wp14="http://schemas.microsoft.com/office/word/2010/wordprocessingDrawing" xmlns:wp="http://schemas.openxmlformats.org/drawingml/2006/wordprocessingDrawing" xmlns:w10="urn:schemas-microsoft-com:office:word" xmlns:w="http://schemas.openxmlformats.org/wordprocessingml/2006/main" xmlns:w14="http://schemas.microsoft.com/office/word/2010/wordml" xmlns:w15="http://schemas.microsoft.com/office/word/2012/wordml" xmlns:w16cex="http://schemas.microsoft.com/office/word/2018/wordml/cex" xmlns:w16cid="http://schemas.microsoft.com/office/word/2016/wordml/cid" xmlns:w16="http://schemas.microsoft.com/office/word/2018/wordml" xmlns:w16du="http://schemas.microsoft.com/office/word/2023/wordml/word16du" xmlns:w16sdtdh="http://schemas.microsoft.com/office/word/2020/wordml/sdtdatahash" xmlns:w16sdtfl="http://schemas.microsoft.com/office/word/2024/wordml/sdtformatlock" xmlns:w16se="http://schemas.microsoft.com/office/word/2015/wordml/symex" xmlns:wpg="http://schemas.microsoft.com/office/word/2010/wordprocessingGroup" xmlns:wpi="http://schemas.microsoft.com/office/word/2010/wordprocessingInk" xmlns:wne="http://schemas.microsoft.com/office/word/2006/wordml" xmlns:wps="http://schemas.microsoft.com/office/word/2010/wordprocessingShape" mc:Ignorable="w14 w15 w16se w16cid w16 w16cex w16sdtdh w16sdtfl w16du wp14">
   <w:sdt>
     <w:sdtPr>
       <w:id w:val="1372422500"/>
@@ -30092,7 +30592,6 @@
         <w:docPartUnique/>
       </w:docPartObj>
     </w:sdtPr>
-    <w:sdtEndPr/>
     <w:sdtContent>
       <w:p>
         <w:pPr>
@@ -30120,7 +30619,7 @@
 </file>
 
 <file path=word/footnotes.xml><?xml version="1.0" encoding="utf-8"?>
-<w:footnotes xmlns:wpc="http://schemas.microsoft.com/office/word/2010/wordprocessingCanvas" xmlns:cx="http://schemas.microsoft.com/office/drawing/2014/chartex" xmlns:cx1="http://schemas.microsoft.com/office/drawing/2015/9/8/chartex" xmlns:cx2="http://schemas.microsoft.com/office/drawing/2015/10/21/chartex" xmlns:cx3="http://schemas.microsoft.com/office/drawing/2016/5/9/chartex" xmlns:cx4="http://schemas.microsoft.com/office/drawing/2016/5/10/chartex" xmlns:cx5="http://schemas.microsoft.com/office/drawing/2016/5/11/chartex" xmlns:cx6="http://schemas.microsoft.com/office/drawing/2016/5/12/chartex" xmlns:cx7="http://schemas.microsoft.com/office/drawing/2016/5/13/chartex" xmlns:cx8="http://schemas.microsoft.com/office/drawing/2016/5/14/chartex" xmlns:mc="http://schemas.openxmlformats.org/markup-compatibility/2006" xmlns:aink="http://schemas.microsoft.com/office/drawing/2016/ink" xmlns:am3d="http://schemas.microsoft.com/office/drawing/2017/model3d" xmlns:o="urn:schemas-microsoft-com:office:office" xmlns:oel="http://schemas.microsoft.com/office/2019/extlst" xmlns:r="http://schemas.openxmlformats.org/officeDocument/2006/relationships" xmlns:m="http://schemas.openxmlformats.org/officeDocument/2006/math" xmlns:v="urn:schemas-microsoft-com:vml" xmlns:wp14="http://schemas.microsoft.com/office/word/2010/wordprocessingDrawing" xmlns:wp="http://schemas.openxmlformats.org/drawingml/2006/wordprocessingDrawing" xmlns:w10="urn:schemas-microsoft-com:office:word" xmlns:w="http://schemas.openxmlformats.org/wordprocessingml/2006/main" xmlns:w14="http://schemas.microsoft.com/office/word/2010/wordml" xmlns:w15="http://schemas.microsoft.com/office/word/2012/wordml" xmlns:w16cex="http://schemas.microsoft.com/office/word/2018/wordml/cex" xmlns:w16cid="http://schemas.microsoft.com/office/word/2016/wordml/cid" xmlns:w16="http://schemas.microsoft.com/office/word/2018/wordml" xmlns:w16sdtdh="http://schemas.microsoft.com/office/word/2020/wordml/sdtdatahash" xmlns:w16se="http://schemas.microsoft.com/office/word/2015/wordml/symex" xmlns:wpg="http://schemas.microsoft.com/office/word/2010/wordprocessingGroup" xmlns:wpi="http://schemas.microsoft.com/office/word/2010/wordprocessingInk" xmlns:wne="http://schemas.microsoft.com/office/word/2006/wordml" xmlns:wps="http://schemas.microsoft.com/office/word/2010/wordprocessingShape" mc:Ignorable="w14 w15 w16se w16cid w16 w16cex w16sdtdh wp14">
+<w:footnotes xmlns:wpc="http://schemas.microsoft.com/office/word/2010/wordprocessingCanvas" xmlns:cx="http://schemas.microsoft.com/office/drawing/2014/chartex" xmlns:cx1="http://schemas.microsoft.com/office/drawing/2015/9/8/chartex" xmlns:cx2="http://schemas.microsoft.com/office/drawing/2015/10/21/chartex" xmlns:cx3="http://schemas.microsoft.com/office/drawing/2016/5/9/chartex" xmlns:cx4="http://schemas.microsoft.com/office/drawing/2016/5/10/chartex" xmlns:cx5="http://schemas.microsoft.com/office/drawing/2016/5/11/chartex" xmlns:cx6="http://schemas.microsoft.com/office/drawing/2016/5/12/chartex" xmlns:cx7="http://schemas.microsoft.com/office/drawing/2016/5/13/chartex" xmlns:cx8="http://schemas.microsoft.com/office/drawing/2016/5/14/chartex" xmlns:mc="http://schemas.openxmlformats.org/markup-compatibility/2006" xmlns:aink="http://schemas.microsoft.com/office/drawing/2016/ink" xmlns:am3d="http://schemas.microsoft.com/office/drawing/2017/model3d" xmlns:o="urn:schemas-microsoft-com:office:office" xmlns:oel="http://schemas.microsoft.com/office/2019/extlst" xmlns:r="http://schemas.openxmlformats.org/officeDocument/2006/relationships" xmlns:m="http://schemas.openxmlformats.org/officeDocument/2006/math" xmlns:v="urn:schemas-microsoft-com:vml" xmlns:wp14="http://schemas.microsoft.com/office/word/2010/wordprocessingDrawing" xmlns:wp="http://schemas.openxmlformats.org/drawingml/2006/wordprocessingDrawing" xmlns:w10="urn:schemas-microsoft-com:office:word" xmlns:w="http://schemas.openxmlformats.org/wordprocessingml/2006/main" xmlns:w14="http://schemas.microsoft.com/office/word/2010/wordml" xmlns:w15="http://schemas.microsoft.com/office/word/2012/wordml" xmlns:w16cex="http://schemas.microsoft.com/office/word/2018/wordml/cex" xmlns:w16cid="http://schemas.microsoft.com/office/word/2016/wordml/cid" xmlns:w16="http://schemas.microsoft.com/office/word/2018/wordml" xmlns:w16du="http://schemas.microsoft.com/office/word/2023/wordml/word16du" xmlns:w16sdtdh="http://schemas.microsoft.com/office/word/2020/wordml/sdtdatahash" xmlns:w16sdtfl="http://schemas.microsoft.com/office/word/2024/wordml/sdtformatlock" xmlns:w16se="http://schemas.microsoft.com/office/word/2015/wordml/symex" xmlns:wpg="http://schemas.microsoft.com/office/word/2010/wordprocessingGroup" xmlns:wpi="http://schemas.microsoft.com/office/word/2010/wordprocessingInk" xmlns:wne="http://schemas.microsoft.com/office/word/2006/wordml" xmlns:wps="http://schemas.microsoft.com/office/word/2010/wordprocessingShape" mc:Ignorable="w14 w15 w16se w16cid w16 w16cex w16sdtdh w16sdtfl w16du wp14">
   <w:footnote w:type="separator" w:id="-1">
     <w:p>
       <w:r>
@@ -30139,7 +30638,7 @@
 </file>
 
 <file path=word/header1.xml><?xml version="1.0" encoding="utf-8"?>
-<w:hdr xmlns:wpc="http://schemas.microsoft.com/office/word/2010/wordprocessingCanvas" xmlns:cx="http://schemas.microsoft.com/office/drawing/2014/chartex" xmlns:cx1="http://schemas.microsoft.com/office/drawing/2015/9/8/chartex" xmlns:cx2="http://schemas.microsoft.com/office/drawing/2015/10/21/chartex" xmlns:cx3="http://schemas.microsoft.com/office/drawing/2016/5/9/chartex" xmlns:cx4="http://schemas.microsoft.com/office/drawing/2016/5/10/chartex" xmlns:cx5="http://schemas.microsoft.com/office/drawing/2016/5/11/chartex" xmlns:cx6="http://schemas.microsoft.com/office/drawing/2016/5/12/chartex" xmlns:cx7="http://schemas.microsoft.com/office/drawing/2016/5/13/chartex" xmlns:cx8="http://schemas.microsoft.com/office/drawing/2016/5/14/chartex" xmlns:mc="http://schemas.openxmlformats.org/markup-compatibility/2006" xmlns:aink="http://schemas.microsoft.com/office/drawing/2016/ink" xmlns:am3d="http://schemas.microsoft.com/office/drawing/2017/model3d" xmlns:o="urn:schemas-microsoft-com:office:office" xmlns:oel="http://schemas.microsoft.com/office/2019/extlst" xmlns:r="http://schemas.openxmlformats.org/officeDocument/2006/relationships" xmlns:m="http://schemas.openxmlformats.org/officeDocument/2006/math" xmlns:v="urn:schemas-microsoft-com:vml" xmlns:wp14="http://schemas.microsoft.com/office/word/2010/wordprocessingDrawing" xmlns:wp="http://schemas.openxmlformats.org/drawingml/2006/wordprocessingDrawing" xmlns:w10="urn:schemas-microsoft-com:office:word" xmlns:w="http://schemas.openxmlformats.org/wordprocessingml/2006/main" xmlns:w14="http://schemas.microsoft.com/office/word/2010/wordml" xmlns:w15="http://schemas.microsoft.com/office/word/2012/wordml" xmlns:w16cex="http://schemas.microsoft.com/office/word/2018/wordml/cex" xmlns:w16cid="http://schemas.microsoft.com/office/word/2016/wordml/cid" xmlns:w16="http://schemas.microsoft.com/office/word/2018/wordml" xmlns:w16sdtdh="http://schemas.microsoft.com/office/word/2020/wordml/sdtdatahash" xmlns:w16se="http://schemas.microsoft.com/office/word/2015/wordml/symex" xmlns:wpg="http://schemas.microsoft.com/office/word/2010/wordprocessingGroup" xmlns:wpi="http://schemas.microsoft.com/office/word/2010/wordprocessingInk" xmlns:wne="http://schemas.microsoft.com/office/word/2006/wordml" xmlns:wps="http://schemas.microsoft.com/office/word/2010/wordprocessingShape" mc:Ignorable="w14 w15 w16se w16cid w16 w16cex w16sdtdh wp14">
+<w:hdr xmlns:wpc="http://schemas.microsoft.com/office/word/2010/wordprocessingCanvas" xmlns:cx="http://schemas.microsoft.com/office/drawing/2014/chartex" xmlns:cx1="http://schemas.microsoft.com/office/drawing/2015/9/8/chartex" xmlns:cx2="http://schemas.microsoft.com/office/drawing/2015/10/21/chartex" xmlns:cx3="http://schemas.microsoft.com/office/drawing/2016/5/9/chartex" xmlns:cx4="http://schemas.microsoft.com/office/drawing/2016/5/10/chartex" xmlns:cx5="http://schemas.microsoft.com/office/drawing/2016/5/11/chartex" xmlns:cx6="http://schemas.microsoft.com/office/drawing/2016/5/12/chartex" xmlns:cx7="http://schemas.microsoft.com/office/drawing/2016/5/13/chartex" xmlns:cx8="http://schemas.microsoft.com/office/drawing/2016/5/14/chartex" xmlns:mc="http://schemas.openxmlformats.org/markup-compatibility/2006" xmlns:aink="http://schemas.microsoft.com/office/drawing/2016/ink" xmlns:am3d="http://schemas.microsoft.com/office/drawing/2017/model3d" xmlns:o="urn:schemas-microsoft-com:office:office" xmlns:oel="http://schemas.microsoft.com/office/2019/extlst" xmlns:r="http://schemas.openxmlformats.org/officeDocument/2006/relationships" xmlns:m="http://schemas.openxmlformats.org/officeDocument/2006/math" xmlns:v="urn:schemas-microsoft-com:vml" xmlns:wp14="http://schemas.microsoft.com/office/word/2010/wordprocessingDrawing" xmlns:wp="http://schemas.openxmlformats.org/drawingml/2006/wordprocessingDrawing" xmlns:w10="urn:schemas-microsoft-com:office:word" xmlns:w="http://schemas.openxmlformats.org/wordprocessingml/2006/main" xmlns:w14="http://schemas.microsoft.com/office/word/2010/wordml" xmlns:w15="http://schemas.microsoft.com/office/word/2012/wordml" xmlns:w16cex="http://schemas.microsoft.com/office/word/2018/wordml/cex" xmlns:w16cid="http://schemas.microsoft.com/office/word/2016/wordml/cid" xmlns:w16="http://schemas.microsoft.com/office/word/2018/wordml" xmlns:w16du="http://schemas.microsoft.com/office/word/2023/wordml/word16du" xmlns:w16sdtdh="http://schemas.microsoft.com/office/word/2020/wordml/sdtdatahash" xmlns:w16sdtfl="http://schemas.microsoft.com/office/word/2024/wordml/sdtformatlock" xmlns:w16se="http://schemas.microsoft.com/office/word/2015/wordml/symex" xmlns:wpg="http://schemas.microsoft.com/office/word/2010/wordprocessingGroup" xmlns:wpi="http://schemas.microsoft.com/office/word/2010/wordprocessingInk" xmlns:wne="http://schemas.microsoft.com/office/word/2006/wordml" xmlns:wps="http://schemas.microsoft.com/office/word/2010/wordprocessingShape" mc:Ignorable="w14 w15 w16se w16cid w16 w16cex w16sdtdh w16sdtfl w16du wp14">
   <w:p>
     <w:pPr>
       <w:pStyle w:val="Encabezado"/>
@@ -30247,7 +30746,7 @@
 </file>
 
 <file path=word/header2.xml><?xml version="1.0" encoding="utf-8"?>
-<w:hdr xmlns:wpc="http://schemas.microsoft.com/office/word/2010/wordprocessingCanvas" xmlns:cx="http://schemas.microsoft.com/office/drawing/2014/chartex" xmlns:cx1="http://schemas.microsoft.com/office/drawing/2015/9/8/chartex" xmlns:cx2="http://schemas.microsoft.com/office/drawing/2015/10/21/chartex" xmlns:cx3="http://schemas.microsoft.com/office/drawing/2016/5/9/chartex" xmlns:cx4="http://schemas.microsoft.com/office/drawing/2016/5/10/chartex" xmlns:cx5="http://schemas.microsoft.com/office/drawing/2016/5/11/chartex" xmlns:cx6="http://schemas.microsoft.com/office/drawing/2016/5/12/chartex" xmlns:cx7="http://schemas.microsoft.com/office/drawing/2016/5/13/chartex" xmlns:cx8="http://schemas.microsoft.com/office/drawing/2016/5/14/chartex" xmlns:mc="http://schemas.openxmlformats.org/markup-compatibility/2006" xmlns:aink="http://schemas.microsoft.com/office/drawing/2016/ink" xmlns:am3d="http://schemas.microsoft.com/office/drawing/2017/model3d" xmlns:o="urn:schemas-microsoft-com:office:office" xmlns:oel="http://schemas.microsoft.com/office/2019/extlst" xmlns:r="http://schemas.openxmlformats.org/officeDocument/2006/relationships" xmlns:m="http://schemas.openxmlformats.org/officeDocument/2006/math" xmlns:v="urn:schemas-microsoft-com:vml" xmlns:wp14="http://schemas.microsoft.com/office/word/2010/wordprocessingDrawing" xmlns:wp="http://schemas.openxmlformats.org/drawingml/2006/wordprocessingDrawing" xmlns:w10="urn:schemas-microsoft-com:office:word" xmlns:w="http://schemas.openxmlformats.org/wordprocessingml/2006/main" xmlns:w14="http://schemas.microsoft.com/office/word/2010/wordml" xmlns:w15="http://schemas.microsoft.com/office/word/2012/wordml" xmlns:w16cex="http://schemas.microsoft.com/office/word/2018/wordml/cex" xmlns:w16cid="http://schemas.microsoft.com/office/word/2016/wordml/cid" xmlns:w16="http://schemas.microsoft.com/office/word/2018/wordml" xmlns:w16sdtdh="http://schemas.microsoft.com/office/word/2020/wordml/sdtdatahash" xmlns:w16se="http://schemas.microsoft.com/office/word/2015/wordml/symex" xmlns:wpg="http://schemas.microsoft.com/office/word/2010/wordprocessingGroup" xmlns:wpi="http://schemas.microsoft.com/office/word/2010/wordprocessingInk" xmlns:wne="http://schemas.microsoft.com/office/word/2006/wordml" xmlns:wps="http://schemas.microsoft.com/office/word/2010/wordprocessingShape" mc:Ignorable="w14 w15 w16se w16cid w16 w16cex w16sdtdh wp14">
+<w:hdr xmlns:wpc="http://schemas.microsoft.com/office/word/2010/wordprocessingCanvas" xmlns:cx="http://schemas.microsoft.com/office/drawing/2014/chartex" xmlns:cx1="http://schemas.microsoft.com/office/drawing/2015/9/8/chartex" xmlns:cx2="http://schemas.microsoft.com/office/drawing/2015/10/21/chartex" xmlns:cx3="http://schemas.microsoft.com/office/drawing/2016/5/9/chartex" xmlns:cx4="http://schemas.microsoft.com/office/drawing/2016/5/10/chartex" xmlns:cx5="http://schemas.microsoft.com/office/drawing/2016/5/11/chartex" xmlns:cx6="http://schemas.microsoft.com/office/drawing/2016/5/12/chartex" xmlns:cx7="http://schemas.microsoft.com/office/drawing/2016/5/13/chartex" xmlns:cx8="http://schemas.microsoft.com/office/drawing/2016/5/14/chartex" xmlns:mc="http://schemas.openxmlformats.org/markup-compatibility/2006" xmlns:aink="http://schemas.microsoft.com/office/drawing/2016/ink" xmlns:am3d="http://schemas.microsoft.com/office/drawing/2017/model3d" xmlns:o="urn:schemas-microsoft-com:office:office" xmlns:oel="http://schemas.microsoft.com/office/2019/extlst" xmlns:r="http://schemas.openxmlformats.org/officeDocument/2006/relationships" xmlns:m="http://schemas.openxmlformats.org/officeDocument/2006/math" xmlns:v="urn:schemas-microsoft-com:vml" xmlns:wp14="http://schemas.microsoft.com/office/word/2010/wordprocessingDrawing" xmlns:wp="http://schemas.openxmlformats.org/drawingml/2006/wordprocessingDrawing" xmlns:w10="urn:schemas-microsoft-com:office:word" xmlns:w="http://schemas.openxmlformats.org/wordprocessingml/2006/main" xmlns:w14="http://schemas.microsoft.com/office/word/2010/wordml" xmlns:w15="http://schemas.microsoft.com/office/word/2012/wordml" xmlns:w16cex="http://schemas.microsoft.com/office/word/2018/wordml/cex" xmlns:w16cid="http://schemas.microsoft.com/office/word/2016/wordml/cid" xmlns:w16="http://schemas.microsoft.com/office/word/2018/wordml" xmlns:w16du="http://schemas.microsoft.com/office/word/2023/wordml/word16du" xmlns:w16sdtdh="http://schemas.microsoft.com/office/word/2020/wordml/sdtdatahash" xmlns:w16sdtfl="http://schemas.microsoft.com/office/word/2024/wordml/sdtformatlock" xmlns:w16se="http://schemas.microsoft.com/office/word/2015/wordml/symex" xmlns:wpg="http://schemas.microsoft.com/office/word/2010/wordprocessingGroup" xmlns:wpi="http://schemas.microsoft.com/office/word/2010/wordprocessingInk" xmlns:wne="http://schemas.microsoft.com/office/word/2006/wordml" xmlns:wps="http://schemas.microsoft.com/office/word/2010/wordprocessingShape" mc:Ignorable="w14 w15 w16se w16cid w16 w16cex w16sdtdh w16sdtfl w16du wp14">
   <w:p>
     <w:pPr>
       <w:pStyle w:val="Encabezado"/>
@@ -30262,7 +30761,7 @@
 </file>
 
 <file path=word/numbering.xml><?xml version="1.0" encoding="utf-8"?>
-<w:numbering xmlns:wpc="http://schemas.microsoft.com/office/word/2010/wordprocessingCanvas" xmlns:cx="http://schemas.microsoft.com/office/drawing/2014/chartex" xmlns:cx1="http://schemas.microsoft.com/office/drawing/2015/9/8/chartex" xmlns:cx2="http://schemas.microsoft.com/office/drawing/2015/10/21/chartex" xmlns:cx3="http://schemas.microsoft.com/office/drawing/2016/5/9/chartex" xmlns:cx4="http://schemas.microsoft.com/office/drawing/2016/5/10/chartex" xmlns:cx5="http://schemas.microsoft.com/office/drawing/2016/5/11/chartex" xmlns:cx6="http://schemas.microsoft.com/office/drawing/2016/5/12/chartex" xmlns:cx7="http://schemas.microsoft.com/office/drawing/2016/5/13/chartex" xmlns:cx8="http://schemas.microsoft.com/office/drawing/2016/5/14/chartex" xmlns:mc="http://schemas.openxmlformats.org/markup-compatibility/2006" xmlns:aink="http://schemas.microsoft.com/office/drawing/2016/ink" xmlns:am3d="http://schemas.microsoft.com/office/drawing/2017/model3d" xmlns:o="urn:schemas-microsoft-com:office:office" xmlns:oel="http://schemas.microsoft.com/office/2019/extlst" xmlns:r="http://schemas.openxmlformats.org/officeDocument/2006/relationships" xmlns:m="http://schemas.openxmlformats.org/officeDocument/2006/math" xmlns:v="urn:schemas-microsoft-com:vml" xmlns:wp14="http://schemas.microsoft.com/office/word/2010/wordprocessingDrawing" xmlns:wp="http://schemas.openxmlformats.org/drawingml/2006/wordprocessingDrawing" xmlns:w10="urn:schemas-microsoft-com:office:word" xmlns:w="http://schemas.openxmlformats.org/wordprocessingml/2006/main" xmlns:w14="http://schemas.microsoft.com/office/word/2010/wordml" xmlns:w15="http://schemas.microsoft.com/office/word/2012/wordml" xmlns:w16cex="http://schemas.microsoft.com/office/word/2018/wordml/cex" xmlns:w16cid="http://schemas.microsoft.com/office/word/2016/wordml/cid" xmlns:w16="http://schemas.microsoft.com/office/word/2018/wordml" xmlns:w16sdtdh="http://schemas.microsoft.com/office/word/2020/wordml/sdtdatahash" xmlns:w16se="http://schemas.microsoft.com/office/word/2015/wordml/symex" xmlns:wpg="http://schemas.microsoft.com/office/word/2010/wordprocessingGroup" xmlns:wpi="http://schemas.microsoft.com/office/word/2010/wordprocessingInk" xmlns:wne="http://schemas.microsoft.com/office/word/2006/wordml" xmlns:wps="http://schemas.microsoft.com/office/word/2010/wordprocessingShape" mc:Ignorable="w14 w15 w16se w16cid w16 w16cex w16sdtdh wp14">
+<w:numbering xmlns:wpc="http://schemas.microsoft.com/office/word/2010/wordprocessingCanvas" xmlns:cx="http://schemas.microsoft.com/office/drawing/2014/chartex" xmlns:cx1="http://schemas.microsoft.com/office/drawing/2015/9/8/chartex" xmlns:cx2="http://schemas.microsoft.com/office/drawing/2015/10/21/chartex" xmlns:cx3="http://schemas.microsoft.com/office/drawing/2016/5/9/chartex" xmlns:cx4="http://schemas.microsoft.com/office/drawing/2016/5/10/chartex" xmlns:cx5="http://schemas.microsoft.com/office/drawing/2016/5/11/chartex" xmlns:cx6="http://schemas.microsoft.com/office/drawing/2016/5/12/chartex" xmlns:cx7="http://schemas.microsoft.com/office/drawing/2016/5/13/chartex" xmlns:cx8="http://schemas.microsoft.com/office/drawing/2016/5/14/chartex" xmlns:mc="http://schemas.openxmlformats.org/markup-compatibility/2006" xmlns:aink="http://schemas.microsoft.com/office/drawing/2016/ink" xmlns:am3d="http://schemas.microsoft.com/office/drawing/2017/model3d" xmlns:o="urn:schemas-microsoft-com:office:office" xmlns:oel="http://schemas.microsoft.com/office/2019/extlst" xmlns:r="http://schemas.openxmlformats.org/officeDocument/2006/relationships" xmlns:m="http://schemas.openxmlformats.org/officeDocument/2006/math" xmlns:v="urn:schemas-microsoft-com:vml" xmlns:wp14="http://schemas.microsoft.com/office/word/2010/wordprocessingDrawing" xmlns:wp="http://schemas.openxmlformats.org/drawingml/2006/wordprocessingDrawing" xmlns:w10="urn:schemas-microsoft-com:office:word" xmlns:w="http://schemas.openxmlformats.org/wordprocessingml/2006/main" xmlns:w14="http://schemas.microsoft.com/office/word/2010/wordml" xmlns:w15="http://schemas.microsoft.com/office/word/2012/wordml" xmlns:w16cex="http://schemas.microsoft.com/office/word/2018/wordml/cex" xmlns:w16cid="http://schemas.microsoft.com/office/word/2016/wordml/cid" xmlns:w16="http://schemas.microsoft.com/office/word/2018/wordml" xmlns:w16du="http://schemas.microsoft.com/office/word/2023/wordml/word16du" xmlns:w16sdtdh="http://schemas.microsoft.com/office/word/2020/wordml/sdtdatahash" xmlns:w16sdtfl="http://schemas.microsoft.com/office/word/2024/wordml/sdtformatlock" xmlns:w16se="http://schemas.microsoft.com/office/word/2015/wordml/symex" xmlns:wpg="http://schemas.microsoft.com/office/word/2010/wordprocessingGroup" xmlns:wpi="http://schemas.microsoft.com/office/word/2010/wordprocessingInk" xmlns:wne="http://schemas.microsoft.com/office/word/2006/wordml" xmlns:wps="http://schemas.microsoft.com/office/word/2010/wordprocessingShape" mc:Ignorable="w14 w15 w16se w16cid w16 w16cex w16sdtdh w16sdtfl w16du wp14">
   <w:abstractNum w:abstractNumId="0" w15:restartNumberingAfterBreak="0">
     <w:nsid w:val="06324B2D"/>
     <w:multiLevelType w:val="multilevel"/>
@@ -32635,7 +33134,7 @@
 </file>
 
 <file path=word/styles.xml><?xml version="1.0" encoding="utf-8"?>
-<w:styles xmlns:mc="http://schemas.openxmlformats.org/markup-compatibility/2006" xmlns:r="http://schemas.openxmlformats.org/officeDocument/2006/relationships" xmlns:w="http://schemas.openxmlformats.org/wordprocessingml/2006/main" xmlns:w14="http://schemas.microsoft.com/office/word/2010/wordml" xmlns:w15="http://schemas.microsoft.com/office/word/2012/wordml" xmlns:w16cex="http://schemas.microsoft.com/office/word/2018/wordml/cex" xmlns:w16cid="http://schemas.microsoft.com/office/word/2016/wordml/cid" xmlns:w16="http://schemas.microsoft.com/office/word/2018/wordml" xmlns:w16sdtdh="http://schemas.microsoft.com/office/word/2020/wordml/sdtdatahash" xmlns:w16se="http://schemas.microsoft.com/office/word/2015/wordml/symex" mc:Ignorable="w14 w15 w16se w16cid w16 w16cex w16sdtdh">
+<w:styles xmlns:mc="http://schemas.openxmlformats.org/markup-compatibility/2006" xmlns:r="http://schemas.openxmlformats.org/officeDocument/2006/relationships" xmlns:w="http://schemas.openxmlformats.org/wordprocessingml/2006/main" xmlns:w14="http://schemas.microsoft.com/office/word/2010/wordml" xmlns:w15="http://schemas.microsoft.com/office/word/2012/wordml" xmlns:w16cex="http://schemas.microsoft.com/office/word/2018/wordml/cex" xmlns:w16cid="http://schemas.microsoft.com/office/word/2016/wordml/cid" xmlns:w16="http://schemas.microsoft.com/office/word/2018/wordml" xmlns:w16du="http://schemas.microsoft.com/office/word/2023/wordml/word16du" xmlns:w16sdtdh="http://schemas.microsoft.com/office/word/2020/wordml/sdtdatahash" xmlns:w16sdtfl="http://schemas.microsoft.com/office/word/2024/wordml/sdtformatlock" xmlns:w16se="http://schemas.microsoft.com/office/word/2015/wordml/symex" mc:Ignorable="w14 w15 w16se w16cid w16 w16cex w16sdtdh w16sdtfl w16du">
   <w:docDefaults>
     <w:rPrDefault>
       <w:rPr>
@@ -32811,7 +33310,7 @@
     <w:lsdException w:name="Table Grid" w:uiPriority="39"/>
     <w:lsdException w:name="Table Theme" w:semiHidden="1" w:unhideWhenUsed="1"/>
     <w:lsdException w:name="Placeholder Text" w:semiHidden="1"/>
-    <w:lsdException w:name="No Spacing" w:uiPriority="3"/>
+    <w:lsdException w:name="No Spacing" w:uiPriority="1" w:qFormat="1"/>
     <w:lsdException w:name="Light Shading" w:uiPriority="60"/>
     <w:lsdException w:name="Light List" w:uiPriority="61"/>
     <w:lsdException w:name="Light Grid" w:uiPriority="62"/>
@@ -33663,7 +34162,9 @@
   </w:style>
   <w:style w:type="paragraph" w:styleId="Sinespaciado">
     <w:name w:val="No Spacing"/>
-    <w:uiPriority w:val="3"/>
+    <w:link w:val="SinespaciadoCar"/>
+    <w:uiPriority w:val="1"/>
+    <w:qFormat/>
     <w:rsid w:val="00FF4970"/>
     <w:pPr>
       <w:spacing w:after="0" w:line="240" w:lineRule="auto"/>
@@ -34302,7 +34803,661 @@
       <w14:ligatures w14:val="none"/>
     </w:rPr>
   </w:style>
+  <w:style w:type="character" w:customStyle="1" w:styleId="SinespaciadoCar">
+    <w:name w:val="Sin espaciado Car"/>
+    <w:basedOn w:val="Fuentedeprrafopredeter"/>
+    <w:link w:val="Sinespaciado"/>
+    <w:uiPriority w:val="1"/>
+    <w:rsid w:val="00EE7660"/>
+    <w:rPr>
+      <w:rFonts w:ascii="Arial" w:hAnsi="Arial"/>
+    </w:rPr>
+  </w:style>
 </w:styles>
+</file>
+
+<file path=word/glossary/document.xml><?xml version="1.0" encoding="utf-8"?>
+<w:glossaryDocument xmlns:wpc="http://schemas.microsoft.com/office/word/2010/wordprocessingCanvas" xmlns:cx="http://schemas.microsoft.com/office/drawing/2014/chartex" xmlns:cx1="http://schemas.microsoft.com/office/drawing/2015/9/8/chartex" xmlns:cx2="http://schemas.microsoft.com/office/drawing/2015/10/21/chartex" xmlns:cx3="http://schemas.microsoft.com/office/drawing/2016/5/9/chartex" xmlns:cx4="http://schemas.microsoft.com/office/drawing/2016/5/10/chartex" xmlns:cx5="http://schemas.microsoft.com/office/drawing/2016/5/11/chartex" xmlns:cx6="http://schemas.microsoft.com/office/drawing/2016/5/12/chartex" xmlns:cx7="http://schemas.microsoft.com/office/drawing/2016/5/13/chartex" xmlns:cx8="http://schemas.microsoft.com/office/drawing/2016/5/14/chartex" xmlns:mc="http://schemas.openxmlformats.org/markup-compatibility/2006" xmlns:aink="http://schemas.microsoft.com/office/drawing/2016/ink" xmlns:am3d="http://schemas.microsoft.com/office/drawing/2017/model3d" xmlns:o="urn:schemas-microsoft-com:office:office" xmlns:oel="http://schemas.microsoft.com/office/2019/extlst" xmlns:r="http://schemas.openxmlformats.org/officeDocument/2006/relationships" xmlns:m="http://schemas.openxmlformats.org/officeDocument/2006/math" xmlns:v="urn:schemas-microsoft-com:vml" xmlns:wp14="http://schemas.microsoft.com/office/word/2010/wordprocessingDrawing" xmlns:wp="http://schemas.openxmlformats.org/drawingml/2006/wordprocessingDrawing" xmlns:w10="urn:schemas-microsoft-com:office:word" xmlns:w="http://schemas.openxmlformats.org/wordprocessingml/2006/main" xmlns:w14="http://schemas.microsoft.com/office/word/2010/wordml" xmlns:w15="http://schemas.microsoft.com/office/word/2012/wordml" xmlns:w16cex="http://schemas.microsoft.com/office/word/2018/wordml/cex" xmlns:w16cid="http://schemas.microsoft.com/office/word/2016/wordml/cid" xmlns:w16="http://schemas.microsoft.com/office/word/2018/wordml" xmlns:w16du="http://schemas.microsoft.com/office/word/2023/wordml/word16du" xmlns:w16sdtdh="http://schemas.microsoft.com/office/word/2020/wordml/sdtdatahash" xmlns:w16sdtfl="http://schemas.microsoft.com/office/word/2024/wordml/sdtformatlock" xmlns:w16se="http://schemas.microsoft.com/office/word/2015/wordml/symex" xmlns:wpg="http://schemas.microsoft.com/office/word/2010/wordprocessingGroup" xmlns:wpi="http://schemas.microsoft.com/office/word/2010/wordprocessingInk" xmlns:wne="http://schemas.microsoft.com/office/word/2006/wordml" xmlns:wps="http://schemas.microsoft.com/office/word/2010/wordprocessingShape" mc:Ignorable="w14 w15 w16se w16cid w16 w16cex w16sdtdh w16sdtfl w16du wp14">
+  <w:docParts>
+    <w:docPart>
+      <w:docPartPr>
+        <w:name w:val="0A4C9898766946A2AEFAADE0934746AF"/>
+        <w:category>
+          <w:name w:val="General"/>
+          <w:gallery w:val="placeholder"/>
+        </w:category>
+        <w:types>
+          <w:type w:val="bbPlcHdr"/>
+        </w:types>
+        <w:behaviors>
+          <w:behavior w:val="content"/>
+        </w:behaviors>
+        <w:guid w:val="{1CC9A044-0E99-48F1-987E-64057C0CC310}"/>
+      </w:docPartPr>
+      <w:docPartBody>
+        <w:p>
+          <w:pPr>
+            <w:pStyle w:val="0A4C9898766946A2AEFAADE0934746AF"/>
+          </w:pPr>
+          <w:r>
+            <w:rPr>
+              <w:rFonts w:asciiTheme="majorHAnsi" w:eastAsiaTheme="majorEastAsia" w:hAnsiTheme="majorHAnsi" w:cstheme="majorBidi"/>
+              <w:caps/>
+              <w:color w:val="4472C4" w:themeColor="accent1"/>
+              <w:sz w:val="80"/>
+              <w:szCs w:val="80"/>
+            </w:rPr>
+            <w:t>[Título del documento]</w:t>
+          </w:r>
+        </w:p>
+      </w:docPartBody>
+    </w:docPart>
+    <w:docPart>
+      <w:docPartPr>
+        <w:name w:val="011F0AB1521F4C509AAD86D4487590E5"/>
+        <w:category>
+          <w:name w:val="General"/>
+          <w:gallery w:val="placeholder"/>
+        </w:category>
+        <w:types>
+          <w:type w:val="bbPlcHdr"/>
+        </w:types>
+        <w:behaviors>
+          <w:behavior w:val="content"/>
+        </w:behaviors>
+        <w:guid w:val="{DB00752A-02EC-47C5-B78B-1FC980D56F53}"/>
+      </w:docPartPr>
+      <w:docPartBody>
+        <w:p>
+          <w:pPr>
+            <w:pStyle w:val="011F0AB1521F4C509AAD86D4487590E5"/>
+          </w:pPr>
+          <w:r>
+            <w:rPr>
+              <w:color w:val="4472C4" w:themeColor="accent1"/>
+              <w:sz w:val="28"/>
+              <w:szCs w:val="28"/>
+            </w:rPr>
+            <w:t>[Subtítulo del documento]</w:t>
+          </w:r>
+        </w:p>
+      </w:docPartBody>
+    </w:docPart>
+  </w:docParts>
+</w:glossaryDocument>
+</file>
+
+<file path=word/glossary/fontTable.xml><?xml version="1.0" encoding="utf-8"?>
+<w:fonts xmlns:mc="http://schemas.openxmlformats.org/markup-compatibility/2006" xmlns:r="http://schemas.openxmlformats.org/officeDocument/2006/relationships" xmlns:w="http://schemas.openxmlformats.org/wordprocessingml/2006/main" xmlns:w14="http://schemas.microsoft.com/office/word/2010/wordml" xmlns:w15="http://schemas.microsoft.com/office/word/2012/wordml" xmlns:w16cex="http://schemas.microsoft.com/office/word/2018/wordml/cex" xmlns:w16cid="http://schemas.microsoft.com/office/word/2016/wordml/cid" xmlns:w16="http://schemas.microsoft.com/office/word/2018/wordml" xmlns:w16du="http://schemas.microsoft.com/office/word/2023/wordml/word16du" xmlns:w16sdtdh="http://schemas.microsoft.com/office/word/2020/wordml/sdtdatahash" xmlns:w16sdtfl="http://schemas.microsoft.com/office/word/2024/wordml/sdtformatlock" xmlns:w16se="http://schemas.microsoft.com/office/word/2015/wordml/symex" mc:Ignorable="w14 w15 w16se w16cid w16 w16cex w16sdtdh w16sdtfl w16du">
+  <w:font w:name="Symbol">
+    <w:panose1 w:val="05050102010706020507"/>
+    <w:charset w:val="02"/>
+    <w:family w:val="roman"/>
+    <w:pitch w:val="variable"/>
+    <w:sig w:usb0="00000000" w:usb1="10000000" w:usb2="00000000" w:usb3="00000000" w:csb0="80000000" w:csb1="00000000"/>
+  </w:font>
+  <w:font w:name="Times New Roman">
+    <w:panose1 w:val="02020603050405020304"/>
+    <w:charset w:val="00"/>
+    <w:family w:val="roman"/>
+    <w:pitch w:val="variable"/>
+    <w:sig w:usb0="E0002EFF" w:usb1="C000785B" w:usb2="00000009" w:usb3="00000000" w:csb0="000001FF" w:csb1="00000000"/>
+  </w:font>
+  <w:font w:name="Courier New">
+    <w:panose1 w:val="02070309020205020404"/>
+    <w:charset w:val="00"/>
+    <w:family w:val="modern"/>
+    <w:pitch w:val="fixed"/>
+    <w:sig w:usb0="E0002EFF" w:usb1="C0007843" w:usb2="00000009" w:usb3="00000000" w:csb0="000001FF" w:csb1="00000000"/>
+  </w:font>
+  <w:font w:name="Wingdings">
+    <w:panose1 w:val="05000000000000000000"/>
+    <w:charset w:val="02"/>
+    <w:family w:val="auto"/>
+    <w:pitch w:val="variable"/>
+    <w:sig w:usb0="00000000" w:usb1="10000000" w:usb2="00000000" w:usb3="00000000" w:csb0="80000000" w:csb1="00000000"/>
+  </w:font>
+  <w:font w:name="Aptos">
+    <w:charset w:val="00"/>
+    <w:family w:val="swiss"/>
+    <w:pitch w:val="variable"/>
+    <w:sig w:usb0="20000287" w:usb1="00000003" w:usb2="00000000" w:usb3="00000000" w:csb0="0000019F" w:csb1="00000000"/>
+  </w:font>
+  <w:font w:name="Arial">
+    <w:panose1 w:val="020B0604020202020204"/>
+    <w:charset w:val="00"/>
+    <w:family w:val="swiss"/>
+    <w:pitch w:val="variable"/>
+    <w:sig w:usb0="E0002EFF" w:usb1="C000785B" w:usb2="00000009" w:usb3="00000000" w:csb0="000001FF" w:csb1="00000000"/>
+  </w:font>
+  <w:font w:name="ABC Ginto Plus Variable Unlicen">
+    <w:charset w:val="00"/>
+    <w:family w:val="swiss"/>
+    <w:pitch w:val="variable"/>
+    <w:sig w:usb0="00000007" w:usb1="00000000" w:usb2="00000000" w:usb3="00000000" w:csb0="00000093" w:csb1="00000000"/>
+  </w:font>
+  <w:font w:name="Amasis MT Pro Black">
+    <w:charset w:val="00"/>
+    <w:family w:val="roman"/>
+    <w:pitch w:val="variable"/>
+    <w:sig w:usb0="A00000AF" w:usb1="4000205B" w:usb2="00000000" w:usb3="00000000" w:csb0="00000093" w:csb1="00000000"/>
+  </w:font>
+  <w:font w:name="Aptos Display">
+    <w:charset w:val="00"/>
+    <w:family w:val="swiss"/>
+    <w:pitch w:val="variable"/>
+    <w:sig w:usb0="20000287" w:usb1="00000003" w:usb2="00000000" w:usb3="00000000" w:csb0="0000019F" w:csb1="00000000"/>
+  </w:font>
+  <w:font w:name="Segoe UI Symbol">
+    <w:panose1 w:val="020B0502040204020203"/>
+    <w:charset w:val="00"/>
+    <w:family w:val="swiss"/>
+    <w:pitch w:val="variable"/>
+    <w:sig w:usb0="800001E3" w:usb1="1200FFEF" w:usb2="00040000" w:usb3="00000000" w:csb0="00000001" w:csb1="00000000"/>
+  </w:font>
+  <w:font w:name="Calibri">
+    <w:panose1 w:val="020F0502020204030204"/>
+    <w:charset w:val="00"/>
+    <w:family w:val="swiss"/>
+    <w:pitch w:val="variable"/>
+    <w:sig w:usb0="E4002EFF" w:usb1="C200247B" w:usb2="00000009" w:usb3="00000000" w:csb0="000001FF" w:csb1="00000000"/>
+  </w:font>
+  <w:font w:name="Calibri Light">
+    <w:panose1 w:val="020F0302020204030204"/>
+    <w:charset w:val="00"/>
+    <w:family w:val="swiss"/>
+    <w:pitch w:val="variable"/>
+    <w:sig w:usb0="E4002EFF" w:usb1="C200247B" w:usb2="00000009" w:usb3="00000000" w:csb0="000001FF" w:csb1="00000000"/>
+  </w:font>
+</w:fonts>
+</file>
+
+<file path=word/glossary/settings.xml><?xml version="1.0" encoding="utf-8"?>
+<w:settings xmlns:mc="http://schemas.openxmlformats.org/markup-compatibility/2006" xmlns:o="urn:schemas-microsoft-com:office:office" xmlns:r="http://schemas.openxmlformats.org/officeDocument/2006/relationships" xmlns:m="http://schemas.openxmlformats.org/officeDocument/2006/math" xmlns:v="urn:schemas-microsoft-com:vml" xmlns:w10="urn:schemas-microsoft-com:office:word" xmlns:w="http://schemas.openxmlformats.org/wordprocessingml/2006/main" xmlns:w14="http://schemas.microsoft.com/office/word/2010/wordml" xmlns:w15="http://schemas.microsoft.com/office/word/2012/wordml" xmlns:w16cex="http://schemas.microsoft.com/office/word/2018/wordml/cex" xmlns:w16cid="http://schemas.microsoft.com/office/word/2016/wordml/cid" xmlns:w16="http://schemas.microsoft.com/office/word/2018/wordml" xmlns:w16du="http://schemas.microsoft.com/office/word/2023/wordml/word16du" xmlns:w16sdtdh="http://schemas.microsoft.com/office/word/2020/wordml/sdtdatahash" xmlns:w16sdtfl="http://schemas.microsoft.com/office/word/2024/wordml/sdtformatlock" xmlns:w16se="http://schemas.microsoft.com/office/word/2015/wordml/symex" xmlns:sl="http://schemas.openxmlformats.org/schemaLibrary/2006/main" mc:Ignorable="w14 w15 w16se w16cid w16 w16cex w16sdtdh w16sdtfl w16du">
+  <w:view w:val="normal"/>
+  <w:defaultTabStop w:val="708"/>
+  <w:hyphenationZone w:val="425"/>
+  <w:characterSpacingControl w:val="doNotCompress"/>
+  <w:compat>
+    <w:useFELayout/>
+    <w:compatSetting w:name="compatibilityMode" w:uri="http://schemas.microsoft.com/office/word" w:val="15"/>
+    <w:compatSetting w:name="overrideTableStyleFontSizeAndJustification" w:uri="http://schemas.microsoft.com/office/word" w:val="1"/>
+    <w:compatSetting w:name="enableOpenTypeFeatures" w:uri="http://schemas.microsoft.com/office/word" w:val="1"/>
+    <w:compatSetting w:name="doNotFlipMirrorIndents" w:uri="http://schemas.microsoft.com/office/word" w:val="1"/>
+    <w:compatSetting w:name="differentiateMultirowTableHeaders" w:uri="http://schemas.microsoft.com/office/word" w:val="1"/>
+    <w:compatSetting w:name="useWord2013TrackBottomHyphenation" w:uri="http://schemas.microsoft.com/office/word" w:val="0"/>
+  </w:compat>
+  <w:rsids>
+    <w:rsidRoot w:val="00895C2D"/>
+    <w:rsid w:val="00895C2D"/>
+    <w:rsid w:val="00A4106B"/>
+    <w:rsid w:val="00EC1D94"/>
+  </w:rsids>
+  <m:mathPr>
+    <m:mathFont m:val="Cambria Math"/>
+    <m:brkBin m:val="before"/>
+    <m:brkBinSub m:val="--"/>
+    <m:smallFrac m:val="0"/>
+    <m:dispDef/>
+    <m:lMargin m:val="0"/>
+    <m:rMargin m:val="0"/>
+    <m:defJc m:val="centerGroup"/>
+    <m:wrapIndent m:val="1440"/>
+    <m:intLim m:val="subSup"/>
+    <m:naryLim m:val="undOvr"/>
+  </m:mathPr>
+  <w:themeFontLang w:val="es-ES"/>
+  <w:clrSchemeMapping w:bg1="light1" w:t1="dark1" w:bg2="light2" w:t2="dark2" w:accent1="accent1" w:accent2="accent2" w:accent3="accent3" w:accent4="accent4" w:accent5="accent5" w:accent6="accent6" w:hyperlink="hyperlink" w:followedHyperlink="followedHyperlink"/>
+  <w:decimalSymbol w:val=","/>
+  <w:listSeparator w:val=";"/>
+  <w15:chartTrackingRefBased/>
+</w:settings>
+</file>
+
+<file path=word/glossary/styles.xml><?xml version="1.0" encoding="utf-8"?>
+<w:styles xmlns:mc="http://schemas.openxmlformats.org/markup-compatibility/2006" xmlns:r="http://schemas.openxmlformats.org/officeDocument/2006/relationships" xmlns:w="http://schemas.openxmlformats.org/wordprocessingml/2006/main" xmlns:w14="http://schemas.microsoft.com/office/word/2010/wordml" xmlns:w15="http://schemas.microsoft.com/office/word/2012/wordml" xmlns:w16cex="http://schemas.microsoft.com/office/word/2018/wordml/cex" xmlns:w16cid="http://schemas.microsoft.com/office/word/2016/wordml/cid" xmlns:w16="http://schemas.microsoft.com/office/word/2018/wordml" xmlns:w16du="http://schemas.microsoft.com/office/word/2023/wordml/word16du" xmlns:w16sdtdh="http://schemas.microsoft.com/office/word/2020/wordml/sdtdatahash" xmlns:w16sdtfl="http://schemas.microsoft.com/office/word/2024/wordml/sdtformatlock" xmlns:w16se="http://schemas.microsoft.com/office/word/2015/wordml/symex" mc:Ignorable="w14 w15 w16se w16cid w16 w16cex w16sdtdh w16sdtfl w16du">
+  <w:docDefaults>
+    <w:rPrDefault>
+      <w:rPr>
+        <w:rFonts w:asciiTheme="minorHAnsi" w:eastAsiaTheme="minorEastAsia" w:hAnsiTheme="minorHAnsi" w:cstheme="minorBidi"/>
+        <w:kern w:val="2"/>
+        <w:sz w:val="24"/>
+        <w:szCs w:val="24"/>
+        <w:lang w:val="es-ES" w:eastAsia="es-ES" w:bidi="ar-SA"/>
+        <w14:ligatures w14:val="standardContextual"/>
+      </w:rPr>
+    </w:rPrDefault>
+    <w:pPrDefault>
+      <w:pPr>
+        <w:spacing w:after="160" w:line="278" w:lineRule="auto"/>
+      </w:pPr>
+    </w:pPrDefault>
+  </w:docDefaults>
+  <w:latentStyles w:defLockedState="0" w:defUIPriority="99" w:defSemiHidden="0" w:defUnhideWhenUsed="0" w:defQFormat="0" w:count="376">
+    <w:lsdException w:name="Normal" w:uiPriority="0" w:qFormat="1"/>
+    <w:lsdException w:name="heading 1" w:uiPriority="9" w:qFormat="1"/>
+    <w:lsdException w:name="heading 2" w:semiHidden="1" w:uiPriority="9" w:unhideWhenUsed="1" w:qFormat="1"/>
+    <w:lsdException w:name="heading 3" w:semiHidden="1" w:uiPriority="9" w:unhideWhenUsed="1" w:qFormat="1"/>
+    <w:lsdException w:name="heading 4" w:semiHidden="1" w:uiPriority="9" w:unhideWhenUsed="1" w:qFormat="1"/>
+    <w:lsdException w:name="heading 5" w:semiHidden="1" w:uiPriority="9" w:unhideWhenUsed="1" w:qFormat="1"/>
+    <w:lsdException w:name="heading 6" w:semiHidden="1" w:uiPriority="9" w:unhideWhenUsed="1" w:qFormat="1"/>
+    <w:lsdException w:name="heading 7" w:semiHidden="1" w:uiPriority="9" w:unhideWhenUsed="1" w:qFormat="1"/>
+    <w:lsdException w:name="heading 8" w:semiHidden="1" w:uiPriority="9" w:unhideWhenUsed="1" w:qFormat="1"/>
+    <w:lsdException w:name="heading 9" w:semiHidden="1" w:uiPriority="9" w:unhideWhenUsed="1" w:qFormat="1"/>
+    <w:lsdException w:name="index 1" w:semiHidden="1" w:unhideWhenUsed="1"/>
+    <w:lsdException w:name="index 2" w:semiHidden="1" w:unhideWhenUsed="1"/>
+    <w:lsdException w:name="index 3" w:semiHidden="1" w:unhideWhenUsed="1"/>
+    <w:lsdException w:name="index 4" w:semiHidden="1" w:unhideWhenUsed="1"/>
+    <w:lsdException w:name="index 5" w:semiHidden="1" w:unhideWhenUsed="1"/>
+    <w:lsdException w:name="index 6" w:semiHidden="1" w:unhideWhenUsed="1"/>
+    <w:lsdException w:name="index 7" w:semiHidden="1" w:unhideWhenUsed="1"/>
+    <w:lsdException w:name="index 8" w:semiHidden="1" w:unhideWhenUsed="1"/>
+    <w:lsdException w:name="index 9" w:semiHidden="1" w:unhideWhenUsed="1"/>
+    <w:lsdException w:name="toc 1" w:semiHidden="1" w:uiPriority="39" w:unhideWhenUsed="1"/>
+    <w:lsdException w:name="toc 2" w:semiHidden="1" w:uiPriority="39" w:unhideWhenUsed="1"/>
+    <w:lsdException w:name="toc 3" w:semiHidden="1" w:uiPriority="39" w:unhideWhenUsed="1"/>
+    <w:lsdException w:name="toc 4" w:semiHidden="1" w:uiPriority="39" w:unhideWhenUsed="1"/>
+    <w:lsdException w:name="toc 5" w:semiHidden="1" w:uiPriority="39" w:unhideWhenUsed="1"/>
+    <w:lsdException w:name="toc 6" w:semiHidden="1" w:uiPriority="39" w:unhideWhenUsed="1"/>
+    <w:lsdException w:name="toc 7" w:semiHidden="1" w:uiPriority="39" w:unhideWhenUsed="1"/>
+    <w:lsdException w:name="toc 8" w:semiHidden="1" w:uiPriority="39" w:unhideWhenUsed="1"/>
+    <w:lsdException w:name="toc 9" w:semiHidden="1" w:uiPriority="39" w:unhideWhenUsed="1"/>
+    <w:lsdException w:name="Normal Indent" w:semiHidden="1" w:unhideWhenUsed="1"/>
+    <w:lsdException w:name="footnote text" w:semiHidden="1" w:unhideWhenUsed="1"/>
+    <w:lsdException w:name="annotation text" w:semiHidden="1" w:unhideWhenUsed="1"/>
+    <w:lsdException w:name="header" w:semiHidden="1" w:unhideWhenUsed="1"/>
+    <w:lsdException w:name="footer" w:semiHidden="1" w:unhideWhenUsed="1"/>
+    <w:lsdException w:name="index heading" w:semiHidden="1" w:unhideWhenUsed="1"/>
+    <w:lsdException w:name="caption" w:semiHidden="1" w:uiPriority="35" w:unhideWhenUsed="1" w:qFormat="1"/>
+    <w:lsdException w:name="table of figures" w:semiHidden="1" w:unhideWhenUsed="1"/>
+    <w:lsdException w:name="envelope address" w:semiHidden="1" w:unhideWhenUsed="1"/>
+    <w:lsdException w:name="envelope return" w:semiHidden="1" w:unhideWhenUsed="1"/>
+    <w:lsdException w:name="footnote reference" w:semiHidden="1" w:unhideWhenUsed="1"/>
+    <w:lsdException w:name="annotation reference" w:semiHidden="1" w:unhideWhenUsed="1"/>
+    <w:lsdException w:name="line number" w:semiHidden="1" w:unhideWhenUsed="1"/>
+    <w:lsdException w:name="page number" w:semiHidden="1" w:unhideWhenUsed="1"/>
+    <w:lsdException w:name="endnote reference" w:semiHidden="1" w:unhideWhenUsed="1"/>
+    <w:lsdException w:name="endnote text" w:semiHidden="1" w:unhideWhenUsed="1"/>
+    <w:lsdException w:name="table of authorities" w:semiHidden="1" w:unhideWhenUsed="1"/>
+    <w:lsdException w:name="macro" w:semiHidden="1" w:unhideWhenUsed="1"/>
+    <w:lsdException w:name="toa heading" w:semiHidden="1" w:unhideWhenUsed="1"/>
+    <w:lsdException w:name="List" w:semiHidden="1" w:unhideWhenUsed="1"/>
+    <w:lsdException w:name="List Bullet" w:semiHidden="1" w:unhideWhenUsed="1"/>
+    <w:lsdException w:name="List Number" w:semiHidden="1" w:unhideWhenUsed="1"/>
+    <w:lsdException w:name="List 2" w:semiHidden="1" w:unhideWhenUsed="1"/>
+    <w:lsdException w:name="List 3" w:semiHidden="1" w:unhideWhenUsed="1"/>
+    <w:lsdException w:name="List 4" w:semiHidden="1" w:unhideWhenUsed="1"/>
+    <w:lsdException w:name="List 5" w:semiHidden="1" w:unhideWhenUsed="1"/>
+    <w:lsdException w:name="List Bullet 2" w:semiHidden="1" w:unhideWhenUsed="1"/>
+    <w:lsdException w:name="List Bullet 3" w:semiHidden="1" w:unhideWhenUsed="1"/>
+    <w:lsdException w:name="List Bullet 4" w:semiHidden="1" w:unhideWhenUsed="1"/>
+    <w:lsdException w:name="List Bullet 5" w:semiHidden="1" w:unhideWhenUsed="1"/>
+    <w:lsdException w:name="List Number 2" w:semiHidden="1" w:unhideWhenUsed="1"/>
+    <w:lsdException w:name="List Number 3" w:semiHidden="1" w:unhideWhenUsed="1"/>
+    <w:lsdException w:name="List Number 4" w:semiHidden="1" w:unhideWhenUsed="1"/>
+    <w:lsdException w:name="List Number 5" w:semiHidden="1" w:unhideWhenUsed="1"/>
+    <w:lsdException w:name="Title" w:uiPriority="10" w:qFormat="1"/>
+    <w:lsdException w:name="Closing" w:semiHidden="1" w:unhideWhenUsed="1"/>
+    <w:lsdException w:name="Signature" w:semiHidden="1" w:unhideWhenUsed="1"/>
+    <w:lsdException w:name="Default Paragraph Font" w:semiHidden="1" w:uiPriority="1" w:unhideWhenUsed="1"/>
+    <w:lsdException w:name="Body Text" w:semiHidden="1" w:unhideWhenUsed="1"/>
+    <w:lsdException w:name="Body Text Indent" w:semiHidden="1" w:unhideWhenUsed="1"/>
+    <w:lsdException w:name="List Continue" w:semiHidden="1" w:unhideWhenUsed="1"/>
+    <w:lsdException w:name="List Continue 2" w:semiHidden="1" w:unhideWhenUsed="1"/>
+    <w:lsdException w:name="List Continue 3" w:semiHidden="1" w:unhideWhenUsed="1"/>
+    <w:lsdException w:name="List Continue 4" w:semiHidden="1" w:unhideWhenUsed="1"/>
+    <w:lsdException w:name="List Continue 5" w:semiHidden="1" w:unhideWhenUsed="1"/>
+    <w:lsdException w:name="Message Header" w:semiHidden="1" w:unhideWhenUsed="1"/>
+    <w:lsdException w:name="Subtitle" w:uiPriority="11" w:qFormat="1"/>
+    <w:lsdException w:name="Salutation" w:semiHidden="1" w:unhideWhenUsed="1"/>
+    <w:lsdException w:name="Date" w:semiHidden="1" w:unhideWhenUsed="1"/>
+    <w:lsdException w:name="Body Text First Indent" w:semiHidden="1" w:unhideWhenUsed="1"/>
+    <w:lsdException w:name="Body Text First Indent 2" w:semiHidden="1" w:unhideWhenUsed="1"/>
+    <w:lsdException w:name="Note Heading" w:semiHidden="1" w:unhideWhenUsed="1"/>
+    <w:lsdException w:name="Body Text 2" w:semiHidden="1" w:unhideWhenUsed="1"/>
+    <w:lsdException w:name="Body Text 3" w:semiHidden="1" w:unhideWhenUsed="1"/>
+    <w:lsdException w:name="Body Text Indent 2" w:semiHidden="1" w:unhideWhenUsed="1"/>
+    <w:lsdException w:name="Body Text Indent 3" w:semiHidden="1" w:unhideWhenUsed="1"/>
+    <w:lsdException w:name="Block Text" w:semiHidden="1" w:unhideWhenUsed="1"/>
+    <w:lsdException w:name="Hyperlink" w:semiHidden="1" w:unhideWhenUsed="1"/>
+    <w:lsdException w:name="FollowedHyperlink" w:semiHidden="1" w:unhideWhenUsed="1"/>
+    <w:lsdException w:name="Strong" w:uiPriority="22" w:qFormat="1"/>
+    <w:lsdException w:name="Emphasis" w:uiPriority="20" w:qFormat="1"/>
+    <w:lsdException w:name="Document Map" w:semiHidden="1" w:unhideWhenUsed="1"/>
+    <w:lsdException w:name="Plain Text" w:semiHidden="1" w:unhideWhenUsed="1"/>
+    <w:lsdException w:name="E-mail Signature" w:semiHidden="1" w:unhideWhenUsed="1"/>
+    <w:lsdException w:name="HTML Top of Form" w:semiHidden="1" w:unhideWhenUsed="1"/>
+    <w:lsdException w:name="HTML Bottom of Form" w:semiHidden="1" w:unhideWhenUsed="1"/>
+    <w:lsdException w:name="Normal (Web)" w:semiHidden="1" w:unhideWhenUsed="1"/>
+    <w:lsdException w:name="HTML Acronym" w:semiHidden="1" w:unhideWhenUsed="1"/>
+    <w:lsdException w:name="HTML Address" w:semiHidden="1" w:unhideWhenUsed="1"/>
+    <w:lsdException w:name="HTML Cite" w:semiHidden="1" w:unhideWhenUsed="1"/>
+    <w:lsdException w:name="HTML Code" w:semiHidden="1" w:unhideWhenUsed="1"/>
+    <w:lsdException w:name="HTML Definition" w:semiHidden="1" w:unhideWhenUsed="1"/>
+    <w:lsdException w:name="HTML Keyboard" w:semiHidden="1" w:unhideWhenUsed="1"/>
+    <w:lsdException w:name="HTML Preformatted" w:semiHidden="1" w:unhideWhenUsed="1"/>
+    <w:lsdException w:name="HTML Sample" w:semiHidden="1" w:unhideWhenUsed="1"/>
+    <w:lsdException w:name="HTML Typewriter" w:semiHidden="1" w:unhideWhenUsed="1"/>
+    <w:lsdException w:name="HTML Variable" w:semiHidden="1" w:unhideWhenUsed="1"/>
+    <w:lsdException w:name="Normal Table" w:semiHidden="1" w:unhideWhenUsed="1"/>
+    <w:lsdException w:name="annotation subject" w:semiHidden="1" w:unhideWhenUsed="1"/>
+    <w:lsdException w:name="No List" w:semiHidden="1" w:unhideWhenUsed="1"/>
+    <w:lsdException w:name="Outline List 1" w:semiHidden="1" w:unhideWhenUsed="1"/>
+    <w:lsdException w:name="Outline List 2" w:semiHidden="1" w:unhideWhenUsed="1"/>
+    <w:lsdException w:name="Outline List 3" w:semiHidden="1" w:unhideWhenUsed="1"/>
+    <w:lsdException w:name="Table Simple 1" w:semiHidden="1" w:unhideWhenUsed="1"/>
+    <w:lsdException w:name="Table Simple 2" w:semiHidden="1" w:unhideWhenUsed="1"/>
+    <w:lsdException w:name="Table Simple 3" w:semiHidden="1" w:unhideWhenUsed="1"/>
+    <w:lsdException w:name="Table Classic 1" w:semiHidden="1" w:unhideWhenUsed="1"/>
+    <w:lsdException w:name="Table Classic 2" w:semiHidden="1" w:unhideWhenUsed="1"/>
+    <w:lsdException w:name="Table Classic 3" w:semiHidden="1" w:unhideWhenUsed="1"/>
+    <w:lsdException w:name="Table Classic 4" w:semiHidden="1" w:unhideWhenUsed="1"/>
+    <w:lsdException w:name="Table Colorful 1" w:semiHidden="1" w:unhideWhenUsed="1"/>
+    <w:lsdException w:name="Table Colorful 2" w:semiHidden="1" w:unhideWhenUsed="1"/>
+    <w:lsdException w:name="Table Colorful 3" w:semiHidden="1" w:unhideWhenUsed="1"/>
+    <w:lsdException w:name="Table Columns 1" w:semiHidden="1" w:unhideWhenUsed="1"/>
+    <w:lsdException w:name="Table Columns 2" w:semiHidden="1" w:unhideWhenUsed="1"/>
+    <w:lsdException w:name="Table Columns 3" w:semiHidden="1" w:unhideWhenUsed="1"/>
+    <w:lsdException w:name="Table Columns 4" w:semiHidden="1" w:unhideWhenUsed="1"/>
+    <w:lsdException w:name="Table Columns 5" w:semiHidden="1" w:unhideWhenUsed="1"/>
+    <w:lsdException w:name="Table Grid 1" w:semiHidden="1" w:unhideWhenUsed="1"/>
+    <w:lsdException w:name="Table Grid 2" w:semiHidden="1" w:unhideWhenUsed="1"/>
+    <w:lsdException w:name="Table Grid 3" w:semiHidden="1" w:unhideWhenUsed="1"/>
+    <w:lsdException w:name="Table Grid 4" w:semiHidden="1" w:unhideWhenUsed="1"/>
+    <w:lsdException w:name="Table Grid 5" w:semiHidden="1" w:unhideWhenUsed="1"/>
+    <w:lsdException w:name="Table Grid 6" w:semiHidden="1" w:unhideWhenUsed="1"/>
+    <w:lsdException w:name="Table Grid 7" w:semiHidden="1" w:unhideWhenUsed="1"/>
+    <w:lsdException w:name="Table Grid 8" w:semiHidden="1" w:unhideWhenUsed="1"/>
+    <w:lsdException w:name="Table List 1" w:semiHidden="1" w:unhideWhenUsed="1"/>
+    <w:lsdException w:name="Table List 2" w:semiHidden="1" w:unhideWhenUsed="1"/>
+    <w:lsdException w:name="Table List 3" w:semiHidden="1" w:unhideWhenUsed="1"/>
+    <w:lsdException w:name="Table List 4" w:semiHidden="1" w:unhideWhenUsed="1"/>
+    <w:lsdException w:name="Table List 5" w:semiHidden="1" w:unhideWhenUsed="1"/>
+    <w:lsdException w:name="Table List 6" w:semiHidden="1" w:unhideWhenUsed="1"/>
+    <w:lsdException w:name="Table List 7" w:semiHidden="1" w:unhideWhenUsed="1"/>
+    <w:lsdException w:name="Table List 8" w:semiHidden="1" w:unhideWhenUsed="1"/>
+    <w:lsdException w:name="Table 3D effects 1" w:semiHidden="1" w:unhideWhenUsed="1"/>
+    <w:lsdException w:name="Table 3D effects 2" w:semiHidden="1" w:unhideWhenUsed="1"/>
+    <w:lsdException w:name="Table 3D effects 3" w:semiHidden="1" w:unhideWhenUsed="1"/>
+    <w:lsdException w:name="Table Contemporary" w:semiHidden="1" w:unhideWhenUsed="1"/>
+    <w:lsdException w:name="Table Elegant" w:semiHidden="1" w:unhideWhenUsed="1"/>
+    <w:lsdException w:name="Table Professional" w:semiHidden="1" w:unhideWhenUsed="1"/>
+    <w:lsdException w:name="Table Subtle 1" w:semiHidden="1" w:unhideWhenUsed="1"/>
+    <w:lsdException w:name="Table Subtle 2" w:semiHidden="1" w:unhideWhenUsed="1"/>
+    <w:lsdException w:name="Table Web 1" w:semiHidden="1" w:unhideWhenUsed="1"/>
+    <w:lsdException w:name="Table Web 2" w:semiHidden="1" w:unhideWhenUsed="1"/>
+    <w:lsdException w:name="Table Web 3" w:semiHidden="1" w:unhideWhenUsed="1"/>
+    <w:lsdException w:name="Balloon Text" w:semiHidden="1" w:unhideWhenUsed="1"/>
+    <w:lsdException w:name="Table Grid" w:uiPriority="39"/>
+    <w:lsdException w:name="Table Theme" w:semiHidden="1" w:unhideWhenUsed="1"/>
+    <w:lsdException w:name="Placeholder Text" w:semiHidden="1"/>
+    <w:lsdException w:name="No Spacing" w:uiPriority="1" w:qFormat="1"/>
+    <w:lsdException w:name="Light Shading" w:uiPriority="60"/>
+    <w:lsdException w:name="Light List" w:uiPriority="61"/>
+    <w:lsdException w:name="Light Grid" w:uiPriority="62"/>
+    <w:lsdException w:name="Medium Shading 1" w:uiPriority="63"/>
+    <w:lsdException w:name="Medium Shading 2" w:uiPriority="64"/>
+    <w:lsdException w:name="Medium List 1" w:uiPriority="65"/>
+    <w:lsdException w:name="Medium List 2" w:uiPriority="66"/>
+    <w:lsdException w:name="Medium Grid 1" w:uiPriority="67"/>
+    <w:lsdException w:name="Medium Grid 2" w:uiPriority="68"/>
+    <w:lsdException w:name="Medium Grid 3" w:uiPriority="69"/>
+    <w:lsdException w:name="Dark List" w:uiPriority="70"/>
+    <w:lsdException w:name="Colorful Shading" w:uiPriority="71"/>
+    <w:lsdException w:name="Colorful List" w:uiPriority="72"/>
+    <w:lsdException w:name="Colorful Grid" w:uiPriority="73"/>
+    <w:lsdException w:name="Light Shading Accent 1" w:uiPriority="60"/>
+    <w:lsdException w:name="Light List Accent 1" w:uiPriority="61"/>
+    <w:lsdException w:name="Light Grid Accent 1" w:uiPriority="62"/>
+    <w:lsdException w:name="Medium Shading 1 Accent 1" w:uiPriority="63"/>
+    <w:lsdException w:name="Medium Shading 2 Accent 1" w:uiPriority="64"/>
+    <w:lsdException w:name="Medium List 1 Accent 1" w:uiPriority="65"/>
+    <w:lsdException w:name="Revision" w:semiHidden="1"/>
+    <w:lsdException w:name="List Paragraph" w:uiPriority="34" w:qFormat="1"/>
+    <w:lsdException w:name="Quote" w:uiPriority="29" w:qFormat="1"/>
+    <w:lsdException w:name="Intense Quote" w:uiPriority="30" w:qFormat="1"/>
+    <w:lsdException w:name="Medium List 2 Accent 1" w:uiPriority="66"/>
+    <w:lsdException w:name="Medium Grid 1 Accent 1" w:uiPriority="67"/>
+    <w:lsdException w:name="Medium Grid 2 Accent 1" w:uiPriority="68"/>
+    <w:lsdException w:name="Medium Grid 3 Accent 1" w:uiPriority="69"/>
+    <w:lsdException w:name="Dark List Accent 1" w:uiPriority="70"/>
+    <w:lsdException w:name="Colorful Shading Accent 1" w:uiPriority="71"/>
+    <w:lsdException w:name="Colorful List Accent 1" w:uiPriority="72"/>
+    <w:lsdException w:name="Colorful Grid Accent 1" w:uiPriority="73"/>
+    <w:lsdException w:name="Light Shading Accent 2" w:uiPriority="60"/>
+    <w:lsdException w:name="Light List Accent 2" w:uiPriority="61"/>
+    <w:lsdException w:name="Light Grid Accent 2" w:uiPriority="62"/>
+    <w:lsdException w:name="Medium Shading 1 Accent 2" w:uiPriority="63"/>
+    <w:lsdException w:name="Medium Shading 2 Accent 2" w:uiPriority="64"/>
+    <w:lsdException w:name="Medium List 1 Accent 2" w:uiPriority="65"/>
+    <w:lsdException w:name="Medium List 2 Accent 2" w:uiPriority="66"/>
+    <w:lsdException w:name="Medium Grid 1 Accent 2" w:uiPriority="67"/>
+    <w:lsdException w:name="Medium Grid 2 Accent 2" w:uiPriority="68"/>
+    <w:lsdException w:name="Medium Grid 3 Accent 2" w:uiPriority="69"/>
+    <w:lsdException w:name="Dark List Accent 2" w:uiPriority="70"/>
+    <w:lsdException w:name="Colorful Shading Accent 2" w:uiPriority="71"/>
+    <w:lsdException w:name="Colorful List Accent 2" w:uiPriority="72"/>
+    <w:lsdException w:name="Colorful Grid Accent 2" w:uiPriority="73"/>
+    <w:lsdException w:name="Light Shading Accent 3" w:uiPriority="60"/>
+    <w:lsdException w:name="Light List Accent 3" w:uiPriority="61"/>
+    <w:lsdException w:name="Light Grid Accent 3" w:uiPriority="62"/>
+    <w:lsdException w:name="Medium Shading 1 Accent 3" w:uiPriority="63"/>
+    <w:lsdException w:name="Medium Shading 2 Accent 3" w:uiPriority="64"/>
+    <w:lsdException w:name="Medium List 1 Accent 3" w:uiPriority="65"/>
+    <w:lsdException w:name="Medium List 2 Accent 3" w:uiPriority="66"/>
+    <w:lsdException w:name="Medium Grid 1 Accent 3" w:uiPriority="67"/>
+    <w:lsdException w:name="Medium Grid 2 Accent 3" w:uiPriority="68"/>
+    <w:lsdException w:name="Medium Grid 3 Accent 3" w:uiPriority="69"/>
+    <w:lsdException w:name="Dark List Accent 3" w:uiPriority="70"/>
+    <w:lsdException w:name="Colorful Shading Accent 3" w:uiPriority="71"/>
+    <w:lsdException w:name="Colorful List Accent 3" w:uiPriority="72"/>
+    <w:lsdException w:name="Colorful Grid Accent 3" w:uiPriority="73"/>
+    <w:lsdException w:name="Light Shading Accent 4" w:uiPriority="60"/>
+    <w:lsdException w:name="Light List Accent 4" w:uiPriority="61"/>
+    <w:lsdException w:name="Light Grid Accent 4" w:uiPriority="62"/>
+    <w:lsdException w:name="Medium Shading 1 Accent 4" w:uiPriority="63"/>
+    <w:lsdException w:name="Medium Shading 2 Accent 4" w:uiPriority="64"/>
+    <w:lsdException w:name="Medium List 1 Accent 4" w:uiPriority="65"/>
+    <w:lsdException w:name="Medium List 2 Accent 4" w:uiPriority="66"/>
+    <w:lsdException w:name="Medium Grid 1 Accent 4" w:uiPriority="67"/>
+    <w:lsdException w:name="Medium Grid 2 Accent 4" w:uiPriority="68"/>
+    <w:lsdException w:name="Medium Grid 3 Accent 4" w:uiPriority="69"/>
+    <w:lsdException w:name="Dark List Accent 4" w:uiPriority="70"/>
+    <w:lsdException w:name="Colorful Shading Accent 4" w:uiPriority="71"/>
+    <w:lsdException w:name="Colorful List Accent 4" w:uiPriority="72"/>
+    <w:lsdException w:name="Colorful Grid Accent 4" w:uiPriority="73"/>
+    <w:lsdException w:name="Light Shading Accent 5" w:uiPriority="60"/>
+    <w:lsdException w:name="Light List Accent 5" w:uiPriority="61"/>
+    <w:lsdException w:name="Light Grid Accent 5" w:uiPriority="62"/>
+    <w:lsdException w:name="Medium Shading 1 Accent 5" w:uiPriority="63"/>
+    <w:lsdException w:name="Medium Shading 2 Accent 5" w:uiPriority="64"/>
+    <w:lsdException w:name="Medium List 1 Accent 5" w:uiPriority="65"/>
+    <w:lsdException w:name="Medium List 2 Accent 5" w:uiPriority="66"/>
+    <w:lsdException w:name="Medium Grid 1 Accent 5" w:uiPriority="67"/>
+    <w:lsdException w:name="Medium Grid 2 Accent 5" w:uiPriority="68"/>
+    <w:lsdException w:name="Medium Grid 3 Accent 5" w:uiPriority="69"/>
+    <w:lsdException w:name="Dark List Accent 5" w:uiPriority="70"/>
+    <w:lsdException w:name="Colorful Shading Accent 5" w:uiPriority="71"/>
+    <w:lsdException w:name="Colorful List Accent 5" w:uiPriority="72"/>
+    <w:lsdException w:name="Colorful Grid Accent 5" w:uiPriority="73"/>
+    <w:lsdException w:name="Light Shading Accent 6" w:uiPriority="60"/>
+    <w:lsdException w:name="Light List Accent 6" w:uiPriority="61"/>
+    <w:lsdException w:name="Light Grid Accent 6" w:uiPriority="62"/>
+    <w:lsdException w:name="Medium Shading 1 Accent 6" w:uiPriority="63"/>
+    <w:lsdException w:name="Medium Shading 2 Accent 6" w:uiPriority="64"/>
+    <w:lsdException w:name="Medium List 1 Accent 6" w:uiPriority="65"/>
+    <w:lsdException w:name="Medium List 2 Accent 6" w:uiPriority="66"/>
+    <w:lsdException w:name="Medium Grid 1 Accent 6" w:uiPriority="67"/>
+    <w:lsdException w:name="Medium Grid 2 Accent 6" w:uiPriority="68"/>
+    <w:lsdException w:name="Medium Grid 3 Accent 6" w:uiPriority="69"/>
+    <w:lsdException w:name="Dark List Accent 6" w:uiPriority="70"/>
+    <w:lsdException w:name="Colorful Shading Accent 6" w:uiPriority="71"/>
+    <w:lsdException w:name="Colorful List Accent 6" w:uiPriority="72"/>
+    <w:lsdException w:name="Colorful Grid Accent 6" w:uiPriority="73"/>
+    <w:lsdException w:name="Subtle Emphasis" w:uiPriority="19" w:qFormat="1"/>
+    <w:lsdException w:name="Intense Emphasis" w:uiPriority="21" w:qFormat="1"/>
+    <w:lsdException w:name="Subtle Reference" w:uiPriority="31" w:qFormat="1"/>
+    <w:lsdException w:name="Intense Reference" w:uiPriority="32" w:qFormat="1"/>
+    <w:lsdException w:name="Book Title" w:uiPriority="33" w:qFormat="1"/>
+    <w:lsdException w:name="Bibliography" w:semiHidden="1" w:uiPriority="37" w:unhideWhenUsed="1"/>
+    <w:lsdException w:name="TOC Heading" w:semiHidden="1" w:uiPriority="39" w:unhideWhenUsed="1" w:qFormat="1"/>
+    <w:lsdException w:name="Plain Table 1" w:uiPriority="41"/>
+    <w:lsdException w:name="Plain Table 2" w:uiPriority="42"/>
+    <w:lsdException w:name="Plain Table 3" w:uiPriority="43"/>
+    <w:lsdException w:name="Plain Table 4" w:uiPriority="44"/>
+    <w:lsdException w:name="Plain Table 5" w:uiPriority="45"/>
+    <w:lsdException w:name="Grid Table Light" w:uiPriority="40"/>
+    <w:lsdException w:name="Grid Table 1 Light" w:uiPriority="46"/>
+    <w:lsdException w:name="Grid Table 2" w:uiPriority="47"/>
+    <w:lsdException w:name="Grid Table 3" w:uiPriority="48"/>
+    <w:lsdException w:name="Grid Table 4" w:uiPriority="49"/>
+    <w:lsdException w:name="Grid Table 5 Dark" w:uiPriority="50"/>
+    <w:lsdException w:name="Grid Table 6 Colorful" w:uiPriority="51"/>
+    <w:lsdException w:name="Grid Table 7 Colorful" w:uiPriority="52"/>
+    <w:lsdException w:name="Grid Table 1 Light Accent 1" w:uiPriority="46"/>
+    <w:lsdException w:name="Grid Table 2 Accent 1" w:uiPriority="47"/>
+    <w:lsdException w:name="Grid Table 3 Accent 1" w:uiPriority="48"/>
+    <w:lsdException w:name="Grid Table 4 Accent 1" w:uiPriority="49"/>
+    <w:lsdException w:name="Grid Table 5 Dark Accent 1" w:uiPriority="50"/>
+    <w:lsdException w:name="Grid Table 6 Colorful Accent 1" w:uiPriority="51"/>
+    <w:lsdException w:name="Grid Table 7 Colorful Accent 1" w:uiPriority="52"/>
+    <w:lsdException w:name="Grid Table 1 Light Accent 2" w:uiPriority="46"/>
+    <w:lsdException w:name="Grid Table 2 Accent 2" w:uiPriority="47"/>
+    <w:lsdException w:name="Grid Table 3 Accent 2" w:uiPriority="48"/>
+    <w:lsdException w:name="Grid Table 4 Accent 2" w:uiPriority="49"/>
+    <w:lsdException w:name="Grid Table 5 Dark Accent 2" w:uiPriority="50"/>
+    <w:lsdException w:name="Grid Table 6 Colorful Accent 2" w:uiPriority="51"/>
+    <w:lsdException w:name="Grid Table 7 Colorful Accent 2" w:uiPriority="52"/>
+    <w:lsdException w:name="Grid Table 1 Light Accent 3" w:uiPriority="46"/>
+    <w:lsdException w:name="Grid Table 2 Accent 3" w:uiPriority="47"/>
+    <w:lsdException w:name="Grid Table 3 Accent 3" w:uiPriority="48"/>
+    <w:lsdException w:name="Grid Table 4 Accent 3" w:uiPriority="49"/>
+    <w:lsdException w:name="Grid Table 5 Dark Accent 3" w:uiPriority="50"/>
+    <w:lsdException w:name="Grid Table 6 Colorful Accent 3" w:uiPriority="51"/>
+    <w:lsdException w:name="Grid Table 7 Colorful Accent 3" w:uiPriority="52"/>
+    <w:lsdException w:name="Grid Table 1 Light Accent 4" w:uiPriority="46"/>
+    <w:lsdException w:name="Grid Table 2 Accent 4" w:uiPriority="47"/>
+    <w:lsdException w:name="Grid Table 3 Accent 4" w:uiPriority="48"/>
+    <w:lsdException w:name="Grid Table 4 Accent 4" w:uiPriority="49"/>
+    <w:lsdException w:name="Grid Table 5 Dark Accent 4" w:uiPriority="50"/>
+    <w:lsdException w:name="Grid Table 6 Colorful Accent 4" w:uiPriority="51"/>
+    <w:lsdException w:name="Grid Table 7 Colorful Accent 4" w:uiPriority="52"/>
+    <w:lsdException w:name="Grid Table 1 Light Accent 5" w:uiPriority="46"/>
+    <w:lsdException w:name="Grid Table 2 Accent 5" w:uiPriority="47"/>
+    <w:lsdException w:name="Grid Table 3 Accent 5" w:uiPriority="48"/>
+    <w:lsdException w:name="Grid Table 4 Accent 5" w:uiPriority="49"/>
+    <w:lsdException w:name="Grid Table 5 Dark Accent 5" w:uiPriority="50"/>
+    <w:lsdException w:name="Grid Table 6 Colorful Accent 5" w:uiPriority="51"/>
+    <w:lsdException w:name="Grid Table 7 Colorful Accent 5" w:uiPriority="52"/>
+    <w:lsdException w:name="Grid Table 1 Light Accent 6" w:uiPriority="46"/>
+    <w:lsdException w:name="Grid Table 2 Accent 6" w:uiPriority="47"/>
+    <w:lsdException w:name="Grid Table 3 Accent 6" w:uiPriority="48"/>
+    <w:lsdException w:name="Grid Table 4 Accent 6" w:uiPriority="49"/>
+    <w:lsdException w:name="Grid Table 5 Dark Accent 6" w:uiPriority="50"/>
+    <w:lsdException w:name="Grid Table 6 Colorful Accent 6" w:uiPriority="51"/>
+    <w:lsdException w:name="Grid Table 7 Colorful Accent 6" w:uiPriority="52"/>
+    <w:lsdException w:name="List Table 1 Light" w:uiPriority="46"/>
+    <w:lsdException w:name="List Table 2" w:uiPriority="47"/>
+    <w:lsdException w:name="List Table 3" w:uiPriority="48"/>
+    <w:lsdException w:name="List Table 4" w:uiPriority="49"/>
+    <w:lsdException w:name="List Table 5 Dark" w:uiPriority="50"/>
+    <w:lsdException w:name="List Table 6 Colorful" w:uiPriority="51"/>
+    <w:lsdException w:name="List Table 7 Colorful" w:uiPriority="52"/>
+    <w:lsdException w:name="List Table 1 Light Accent 1" w:uiPriority="46"/>
+    <w:lsdException w:name="List Table 2 Accent 1" w:uiPriority="47"/>
+    <w:lsdException w:name="List Table 3 Accent 1" w:uiPriority="48"/>
+    <w:lsdException w:name="List Table 4 Accent 1" w:uiPriority="49"/>
+    <w:lsdException w:name="List Table 5 Dark Accent 1" w:uiPriority="50"/>
+    <w:lsdException w:name="List Table 6 Colorful Accent 1" w:uiPriority="51"/>
+    <w:lsdException w:name="List Table 7 Colorful Accent 1" w:uiPriority="52"/>
+    <w:lsdException w:name="List Table 1 Light Accent 2" w:uiPriority="46"/>
+    <w:lsdException w:name="List Table 2 Accent 2" w:uiPriority="47"/>
+    <w:lsdException w:name="List Table 3 Accent 2" w:uiPriority="48"/>
+    <w:lsdException w:name="List Table 4 Accent 2" w:uiPriority="49"/>
+    <w:lsdException w:name="List Table 5 Dark Accent 2" w:uiPriority="50"/>
+    <w:lsdException w:name="List Table 6 Colorful Accent 2" w:uiPriority="51"/>
+    <w:lsdException w:name="List Table 7 Colorful Accent 2" w:uiPriority="52"/>
+    <w:lsdException w:name="List Table 1 Light Accent 3" w:uiPriority="46"/>
+    <w:lsdException w:name="List Table 2 Accent 3" w:uiPriority="47"/>
+    <w:lsdException w:name="List Table 3 Accent 3" w:uiPriority="48"/>
+    <w:lsdException w:name="List Table 4 Accent 3" w:uiPriority="49"/>
+    <w:lsdException w:name="List Table 5 Dark Accent 3" w:uiPriority="50"/>
+    <w:lsdException w:name="List Table 6 Colorful Accent 3" w:uiPriority="51"/>
+    <w:lsdException w:name="List Table 7 Colorful Accent 3" w:uiPriority="52"/>
+    <w:lsdException w:name="List Table 1 Light Accent 4" w:uiPriority="46"/>
+    <w:lsdException w:name="List Table 2 Accent 4" w:uiPriority="47"/>
+    <w:lsdException w:name="List Table 3 Accent 4" w:uiPriority="48"/>
+    <w:lsdException w:name="List Table 4 Accent 4" w:uiPriority="49"/>
+    <w:lsdException w:name="List Table 5 Dark Accent 4" w:uiPriority="50"/>
+    <w:lsdException w:name="List Table 6 Colorful Accent 4" w:uiPriority="51"/>
+    <w:lsdException w:name="List Table 7 Colorful Accent 4" w:uiPriority="52"/>
+    <w:lsdException w:name="List Table 1 Light Accent 5" w:uiPriority="46"/>
+    <w:lsdException w:name="List Table 2 Accent 5" w:uiPriority="47"/>
+    <w:lsdException w:name="List Table 3 Accent 5" w:uiPriority="48"/>
+    <w:lsdException w:name="List Table 4 Accent 5" w:uiPriority="49"/>
+    <w:lsdException w:name="List Table 5 Dark Accent 5" w:uiPriority="50"/>
+    <w:lsdException w:name="List Table 6 Colorful Accent 5" w:uiPriority="51"/>
+    <w:lsdException w:name="List Table 7 Colorful Accent 5" w:uiPriority="52"/>
+    <w:lsdException w:name="List Table 1 Light Accent 6" w:uiPriority="46"/>
+    <w:lsdException w:name="List Table 2 Accent 6" w:uiPriority="47"/>
+    <w:lsdException w:name="List Table 3 Accent 6" w:uiPriority="48"/>
+    <w:lsdException w:name="List Table 4 Accent 6" w:uiPriority="49"/>
+    <w:lsdException w:name="List Table 5 Dark Accent 6" w:uiPriority="50"/>
+    <w:lsdException w:name="List Table 6 Colorful Accent 6" w:uiPriority="51"/>
+    <w:lsdException w:name="List Table 7 Colorful Accent 6" w:uiPriority="52"/>
+    <w:lsdException w:name="Mention" w:semiHidden="1" w:unhideWhenUsed="1"/>
+    <w:lsdException w:name="Smart Hyperlink" w:semiHidden="1" w:unhideWhenUsed="1"/>
+    <w:lsdException w:name="Hashtag" w:semiHidden="1" w:unhideWhenUsed="1"/>
+    <w:lsdException w:name="Unresolved Mention" w:semiHidden="1" w:unhideWhenUsed="1"/>
+    <w:lsdException w:name="Smart Link" w:semiHidden="1" w:unhideWhenUsed="1"/>
+  </w:latentStyles>
+  <w:style w:type="paragraph" w:default="1" w:styleId="Normal">
+    <w:name w:val="Normal"/>
+    <w:qFormat/>
+  </w:style>
+  <w:style w:type="character" w:default="1" w:styleId="Fuentedeprrafopredeter">
+    <w:name w:val="Default Paragraph Font"/>
+    <w:uiPriority w:val="1"/>
+    <w:semiHidden/>
+    <w:unhideWhenUsed/>
+  </w:style>
+  <w:style w:type="table" w:default="1" w:styleId="Tablanormal">
+    <w:name w:val="Normal Table"/>
+    <w:uiPriority w:val="99"/>
+    <w:semiHidden/>
+    <w:unhideWhenUsed/>
+    <w:tblPr>
+      <w:tblInd w:w="0" w:type="dxa"/>
+      <w:tblCellMar>
+        <w:top w:w="0" w:type="dxa"/>
+        <w:left w:w="108" w:type="dxa"/>
+        <w:bottom w:w="0" w:type="dxa"/>
+        <w:right w:w="108" w:type="dxa"/>
+      </w:tblCellMar>
+    </w:tblPr>
+  </w:style>
+  <w:style w:type="numbering" w:default="1" w:styleId="Sinlista">
+    <w:name w:val="No List"/>
+    <w:uiPriority w:val="99"/>
+    <w:semiHidden/>
+    <w:unhideWhenUsed/>
+  </w:style>
+  <w:style w:type="paragraph" w:customStyle="1" w:styleId="0A4C9898766946A2AEFAADE0934746AF">
+    <w:name w:val="0A4C9898766946A2AEFAADE0934746AF"/>
+    <w:rsid w:val="00895C2D"/>
+  </w:style>
+  <w:style w:type="paragraph" w:customStyle="1" w:styleId="011F0AB1521F4C509AAD86D4487590E5">
+    <w:name w:val="011F0AB1521F4C509AAD86D4487590E5"/>
+    <w:rsid w:val="00895C2D"/>
+  </w:style>
+</w:styles>
+</file>
+
+<file path=word/glossary/webSettings.xml><?xml version="1.0" encoding="utf-8"?>
+<w:webSettings xmlns:mc="http://schemas.openxmlformats.org/markup-compatibility/2006" xmlns:r="http://schemas.openxmlformats.org/officeDocument/2006/relationships" xmlns:w="http://schemas.openxmlformats.org/wordprocessingml/2006/main" xmlns:w14="http://schemas.microsoft.com/office/word/2010/wordml" xmlns:w15="http://schemas.microsoft.com/office/word/2012/wordml" xmlns:w16cex="http://schemas.microsoft.com/office/word/2018/wordml/cex" xmlns:w16cid="http://schemas.microsoft.com/office/word/2016/wordml/cid" xmlns:w16="http://schemas.microsoft.com/office/word/2018/wordml" xmlns:w16du="http://schemas.microsoft.com/office/word/2023/wordml/word16du" xmlns:w16sdtdh="http://schemas.microsoft.com/office/word/2020/wordml/sdtdatahash" xmlns:w16sdtfl="http://schemas.microsoft.com/office/word/2024/wordml/sdtformatlock" xmlns:w16se="http://schemas.microsoft.com/office/word/2015/wordml/symex" mc:Ignorable="w14 w15 w16se w16cid w16 w16cex w16sdtdh w16sdtfl w16du">
+  <w:optimizeForBrowser/>
+  <w:allowPNG/>
+</w:webSettings>
 </file>
 
 <file path=word/theme/theme1.xml><?xml version="1.0" encoding="utf-8"?>
@@ -34601,10 +35756,29 @@
 </file>
 
 <file path=customXml/item1.xml><?xml version="1.0" encoding="utf-8"?>
+<CoverPageProperties xmlns="http://schemas.microsoft.com/office/2006/coverPageProps">
+  <PublishDate>2026-05-15T00:00:00</PublishDate>
+  <Abstract/>
+  <CompanyAddress>Implementación de un sistema de almacenamiento en nube privada</CompanyAddress>
+  <CompanyPhone/>
+  <CompanyFax/>
+  <CompanyEmail/>
+</CoverPageProperties>
+</file>
+
+<file path=customXml/item2.xml><?xml version="1.0" encoding="utf-8"?>
 <b:Sources xmlns:b="http://schemas.openxmlformats.org/officeDocument/2006/bibliography" xmlns="http://schemas.openxmlformats.org/officeDocument/2006/bibliography" SelectedStyle="\APASixthEditionOfficeOnline.xsl" StyleName="APA" Version="6"/>
 </file>
 
 <file path=customXml/itemProps1.xml><?xml version="1.0" encoding="utf-8"?>
+<ds:datastoreItem xmlns:ds="http://schemas.openxmlformats.org/officeDocument/2006/customXml" ds:itemID="{55AF091B-3C7A-41E3-B477-F2FDAA23CFDA}">
+  <ds:schemaRefs>
+    <ds:schemaRef ds:uri="http://schemas.microsoft.com/office/2006/coverPageProps"/>
+  </ds:schemaRefs>
+</ds:datastoreItem>
+</file>
+
+<file path=customXml/itemProps2.xml><?xml version="1.0" encoding="utf-8"?>
 <ds:datastoreItem xmlns:ds="http://schemas.openxmlformats.org/officeDocument/2006/customXml" ds:itemID="{F0BDADBE-BC8B-43D3-AAC7-D73C589D1DFE}">
   <ds:schemaRefs>
     <ds:schemaRef ds:uri="http://schemas.openxmlformats.org/officeDocument/2006/bibliography"/>
